--- a/Aspirant1Sem/Английский/Кандидатский минимум/Гусев В.Е. 2.3.5 перевод статьи.docx
+++ b/Aspirant1Sem/Английский/Кандидатский минимум/Гусев В.Е. 2.3.5 перевод статьи.docx
@@ -6,10 +6,10 @@
       <w:pPr>
         <w:spacing w:after="0" w:line="360" w:lineRule="auto"/>
         <w:ind w:firstLine="720"/>
-        <w:jc w:val="both"/>
-        <w:rPr>
-          <w:rFonts w:cs="Times New Roman"/>
-          <w:bCs/>
+        <w:jc w:val="center"/>
+        <w:rPr>
+          <w:rFonts w:cs="Times New Roman"/>
+          <w:b/>
           <w:sz w:val="28"/>
           <w:szCs w:val="28"/>
           <w:lang w:val="ru-RU"/>
@@ -18,13 +18,27 @@
       <w:r>
         <w:rPr>
           <w:rFonts w:cs="Times New Roman"/>
-          <w:bCs/>
+          <w:b/>
           <w:sz w:val="28"/>
           <w:szCs w:val="28"/>
           <w:lang w:val="ru-RU"/>
         </w:rPr>
         <w:t>Перевод сплошного отрывка из литературы</w:t>
       </w:r>
+    </w:p>
+    <w:p>
+      <w:pPr>
+        <w:spacing w:after="0" w:line="360" w:lineRule="auto"/>
+        <w:ind w:firstLine="720"/>
+        <w:jc w:val="center"/>
+        <w:rPr>
+          <w:rFonts w:cs="Times New Roman"/>
+          <w:b/>
+          <w:sz w:val="28"/>
+          <w:szCs w:val="28"/>
+          <w:lang w:val="ru-RU"/>
+        </w:rPr>
+      </w:pPr>
     </w:p>
     <w:p>
       <w:pPr>
@@ -33,7 +47,7 @@
         <w:jc w:val="both"/>
         <w:rPr>
           <w:rFonts w:cs="Times New Roman"/>
-          <w:bCs/>
+          <w:b/>
           <w:sz w:val="28"/>
           <w:szCs w:val="28"/>
         </w:rPr>
@@ -41,7 +55,7 @@
       <w:r>
         <w:rPr>
           <w:rFonts w:cs="Times New Roman"/>
-          <w:bCs/>
+          <w:b/>
           <w:sz w:val="28"/>
           <w:szCs w:val="28"/>
         </w:rPr>
@@ -50,7 +64,7 @@
       <w:r>
         <w:rPr>
           <w:rFonts w:cs="Times New Roman"/>
-          <w:bCs/>
+          <w:b/>
           <w:sz w:val="28"/>
           <w:szCs w:val="28"/>
           <w:lang w:val="ru-RU"/>
@@ -60,7 +74,7 @@
       <w:r>
         <w:rPr>
           <w:rFonts w:cs="Times New Roman"/>
-          <w:bCs/>
+          <w:b/>
           <w:sz w:val="28"/>
           <w:szCs w:val="28"/>
         </w:rPr>
@@ -69,26 +83,28 @@
       <w:r>
         <w:rPr>
           <w:rFonts w:cs="Times New Roman"/>
-          <w:bCs/>
+          <w:b/>
           <w:sz w:val="28"/>
           <w:szCs w:val="28"/>
           <w:lang w:val="ru-RU"/>
         </w:rPr>
         <w:t xml:space="preserve"> </w:t>
       </w:r>
-      <w:r>
-        <w:rPr>
-          <w:rFonts w:cs="Times New Roman"/>
-          <w:bCs/>
+      <w:proofErr w:type="spellStart"/>
+      <w:r>
+        <w:rPr>
+          <w:rFonts w:cs="Times New Roman"/>
+          <w:b/>
           <w:sz w:val="28"/>
           <w:szCs w:val="28"/>
         </w:rPr>
         <w:t>Cambou</w:t>
       </w:r>
-      <w:r>
-        <w:rPr>
-          <w:rFonts w:cs="Times New Roman"/>
-          <w:bCs/>
+      <w:proofErr w:type="spellEnd"/>
+      <w:r>
+        <w:rPr>
+          <w:rFonts w:cs="Times New Roman"/>
+          <w:b/>
           <w:sz w:val="28"/>
           <w:szCs w:val="28"/>
           <w:lang w:val="ru-RU"/>
@@ -98,7 +114,7 @@
       <w:r>
         <w:rPr>
           <w:rFonts w:cs="Times New Roman"/>
-          <w:bCs/>
+          <w:b/>
           <w:sz w:val="28"/>
           <w:szCs w:val="28"/>
         </w:rPr>
@@ -107,61 +123,45 @@
       <w:r>
         <w:rPr>
           <w:rFonts w:cs="Times New Roman"/>
-          <w:bCs/>
+          <w:b/>
           <w:sz w:val="28"/>
           <w:szCs w:val="28"/>
         </w:rPr>
         <w:t xml:space="preserve"> </w:t>
       </w:r>
-      <w:r>
-        <w:rPr>
-          <w:rFonts w:cs="Times New Roman"/>
-          <w:bCs/>
-          <w:sz w:val="28"/>
-          <w:szCs w:val="28"/>
-        </w:rPr>
-        <w:t>dvances in Science, Technology and Engineering Systems Journal Vol. 3, No. 3, 15-29 (2018)</w:t>
-      </w:r>
-      <w:r>
-        <w:rPr>
-          <w:rFonts w:cs="Times New Roman"/>
-          <w:bCs/>
-          <w:sz w:val="28"/>
-          <w:szCs w:val="28"/>
-        </w:rPr>
-        <w:t xml:space="preserve"> </w:t>
-      </w:r>
-      <w:r>
-        <w:rPr>
-          <w:rFonts w:cs="Times New Roman"/>
-          <w:bCs/>
-          <w:sz w:val="28"/>
-          <w:szCs w:val="28"/>
-        </w:rPr>
-        <w:t>–</w:t>
-      </w:r>
-      <w:r>
-        <w:rPr>
-          <w:rFonts w:cs="Times New Roman"/>
-          <w:bCs/>
-          <w:sz w:val="28"/>
-          <w:szCs w:val="28"/>
-        </w:rPr>
-        <w:t xml:space="preserve"> </w:t>
-      </w:r>
-      <w:r>
-        <w:rPr>
-          <w:rFonts w:cs="Times New Roman"/>
-          <w:bCs/>
-          <w:sz w:val="28"/>
-          <w:szCs w:val="28"/>
-        </w:rPr>
-        <w:t xml:space="preserve">DOI: </w:t>
-      </w:r>
-      <w:r>
-        <w:rPr>
-          <w:rFonts w:cs="Times New Roman"/>
-          <w:bCs/>
+      <w:proofErr w:type="spellStart"/>
+      <w:r>
+        <w:rPr>
+          <w:rFonts w:cs="Times New Roman"/>
+          <w:b/>
+          <w:sz w:val="28"/>
+          <w:szCs w:val="28"/>
+        </w:rPr>
+        <w:t>dvances</w:t>
+      </w:r>
+      <w:proofErr w:type="spellEnd"/>
+      <w:r>
+        <w:rPr>
+          <w:rFonts w:cs="Times New Roman"/>
+          <w:b/>
+          <w:sz w:val="28"/>
+          <w:szCs w:val="28"/>
+        </w:rPr>
+        <w:t xml:space="preserve"> in Science, Technology and Engineering Systems Journal Vol. 3, No. 3, 15-29 (2018)</w:t>
+      </w:r>
+      <w:r>
+        <w:rPr>
+          <w:rFonts w:cs="Times New Roman"/>
+          <w:b/>
+          <w:sz w:val="28"/>
+          <w:szCs w:val="28"/>
+        </w:rPr>
+        <w:t xml:space="preserve"> – DOI: </w:t>
+      </w:r>
+      <w:r>
+        <w:rPr>
+          <w:rFonts w:cs="Times New Roman"/>
+          <w:b/>
           <w:sz w:val="28"/>
           <w:szCs w:val="28"/>
         </w:rPr>
@@ -172,89 +172,14 @@
       <w:pPr>
         <w:spacing w:after="0" w:line="360" w:lineRule="auto"/>
         <w:ind w:firstLine="720"/>
-        <w:jc w:val="right"/>
+        <w:jc w:val="both"/>
         <w:rPr>
           <w:rFonts w:cs="Times New Roman"/>
           <w:bCs/>
           <w:sz w:val="28"/>
           <w:szCs w:val="28"/>
-          <w:lang w:val="ru-RU"/>
         </w:rPr>
       </w:pPr>
-      <w:r>
-        <w:rPr>
-          <w:rFonts w:cs="Times New Roman"/>
-          <w:bCs/>
-          <w:sz w:val="28"/>
-          <w:szCs w:val="28"/>
-          <w:lang w:val="ru-RU"/>
-        </w:rPr>
-        <w:t>Гусев</w:t>
-      </w:r>
-      <w:r>
-        <w:rPr>
-          <w:rFonts w:cs="Times New Roman"/>
-          <w:bCs/>
-          <w:sz w:val="28"/>
-          <w:szCs w:val="28"/>
-          <w:lang w:val="ru-RU"/>
-        </w:rPr>
-        <w:t xml:space="preserve"> </w:t>
-      </w:r>
-      <w:r>
-        <w:rPr>
-          <w:rFonts w:cs="Times New Roman"/>
-          <w:bCs/>
-          <w:sz w:val="28"/>
-          <w:szCs w:val="28"/>
-          <w:lang w:val="ru-RU"/>
-        </w:rPr>
-        <w:t>Виталий</w:t>
-      </w:r>
-      <w:r>
-        <w:rPr>
-          <w:rFonts w:cs="Times New Roman"/>
-          <w:bCs/>
-          <w:sz w:val="28"/>
-          <w:szCs w:val="28"/>
-          <w:lang w:val="ru-RU"/>
-        </w:rPr>
-        <w:t xml:space="preserve"> </w:t>
-      </w:r>
-      <w:r>
-        <w:rPr>
-          <w:rFonts w:cs="Times New Roman"/>
-          <w:bCs/>
-          <w:sz w:val="28"/>
-          <w:szCs w:val="28"/>
-          <w:lang w:val="ru-RU"/>
-        </w:rPr>
-        <w:t>Евгеньевич</w:t>
-      </w:r>
-    </w:p>
-    <w:p>
-      <w:pPr>
-        <w:spacing w:after="0" w:line="360" w:lineRule="auto"/>
-        <w:ind w:firstLine="720"/>
-        <w:jc w:val="right"/>
-        <w:rPr>
-          <w:rFonts w:cs="Times New Roman"/>
-          <w:bCs/>
-          <w:sz w:val="28"/>
-          <w:szCs w:val="28"/>
-          <w:lang w:val="ru-RU"/>
-        </w:rPr>
-      </w:pPr>
-      <w:r>
-        <w:rPr>
-          <w:rFonts w:cs="Times New Roman"/>
-          <w:bCs/>
-          <w:sz w:val="28"/>
-          <w:szCs w:val="28"/>
-          <w:lang w:val="ru-RU"/>
-        </w:rPr>
-        <w:t>1 курс, 2.3.5</w:t>
-      </w:r>
     </w:p>
     <w:p>
       <w:pPr>
@@ -276,7 +201,29 @@
           <w:szCs w:val="28"/>
           <w:lang w:val="ru-RU"/>
         </w:rPr>
-        <w:t>Проектирование генераторов истинно случайных чисел с использованием троичных физически неклонируемых функций</w:t>
+        <w:t xml:space="preserve">Проектирование генераторов истинно случайных чисел с использованием троичных физически </w:t>
+      </w:r>
+      <w:proofErr w:type="spellStart"/>
+      <w:r>
+        <w:rPr>
+          <w:rFonts w:cs="Times New Roman"/>
+          <w:b/>
+          <w:sz w:val="28"/>
+          <w:szCs w:val="28"/>
+          <w:lang w:val="ru-RU"/>
+        </w:rPr>
+        <w:t>неклонируемых</w:t>
+      </w:r>
+      <w:proofErr w:type="spellEnd"/>
+      <w:r>
+        <w:rPr>
+          <w:rFonts w:cs="Times New Roman"/>
+          <w:b/>
+          <w:sz w:val="28"/>
+          <w:szCs w:val="28"/>
+          <w:lang w:val="ru-RU"/>
+        </w:rPr>
+        <w:t xml:space="preserve"> функций</w:t>
       </w:r>
     </w:p>
     <w:p>
@@ -299,8 +246,20 @@
           <w:szCs w:val="28"/>
           <w:lang w:val="ru-RU"/>
         </w:rPr>
-        <w:t>Бертран Фрэнсис Камбу</w:t>
-      </w:r>
+        <w:t xml:space="preserve">Бертран Фрэнсис </w:t>
+      </w:r>
+      <w:proofErr w:type="spellStart"/>
+      <w:r>
+        <w:rPr>
+          <w:rFonts w:cs="Times New Roman"/>
+          <w:b/>
+          <w:sz w:val="28"/>
+          <w:szCs w:val="28"/>
+          <w:lang w:val="ru-RU"/>
+        </w:rPr>
+        <w:t>Камбу</w:t>
+      </w:r>
+      <w:proofErr w:type="spellEnd"/>
     </w:p>
     <w:p>
       <w:pPr>
@@ -395,7 +354,27 @@
           <w:szCs w:val="28"/>
           <w:lang w:val="ru-RU"/>
         </w:rPr>
-        <w:t xml:space="preserve"> (Лондон, июль 2017) [1]. Усиление криптографических протоколов случайными числами [2–4] широко признаётся обязательным для защиты сетей киберфизических систем (</w:t>
+        <w:t xml:space="preserve"> (Лондон, июль 2017) [1]. Усиление криптографических протоколов случайными числами [2–4] широко признаётся обязательным для защиты сетей </w:t>
+      </w:r>
+      <w:proofErr w:type="spellStart"/>
+      <w:r>
+        <w:rPr>
+          <w:rFonts w:cs="Times New Roman"/>
+          <w:sz w:val="28"/>
+          <w:szCs w:val="28"/>
+          <w:lang w:val="ru-RU"/>
+        </w:rPr>
+        <w:t>киберфизических</w:t>
+      </w:r>
+      <w:proofErr w:type="spellEnd"/>
+      <w:r>
+        <w:rPr>
+          <w:rFonts w:cs="Times New Roman"/>
+          <w:sz w:val="28"/>
+          <w:szCs w:val="28"/>
+          <w:lang w:val="ru-RU"/>
+        </w:rPr>
+        <w:t xml:space="preserve"> систем (</w:t>
       </w:r>
       <w:r>
         <w:rPr>
@@ -485,7 +464,27 @@
           <w:szCs w:val="28"/>
           <w:lang w:val="ru-RU"/>
         </w:rPr>
-        <w:t>, основанная на математических алгоритмах, может оказаться слабой, если криптоаналитики, располагающие мощными вычислительными ресурсами, знают используемые алгоритмы. Кроме того, такие алгоритмы могут требовать слишком много вычислительных ресурсов, что становится проблемой для маломощных периферийных устройств Интернета вещей (</w:t>
+        <w:t xml:space="preserve">, основанная на математических алгоритмах, может оказаться слабой, если </w:t>
+      </w:r>
+      <w:proofErr w:type="spellStart"/>
+      <w:r>
+        <w:rPr>
+          <w:rFonts w:cs="Times New Roman"/>
+          <w:sz w:val="28"/>
+          <w:szCs w:val="28"/>
+          <w:lang w:val="ru-RU"/>
+        </w:rPr>
+        <w:t>криптоаналитики</w:t>
+      </w:r>
+      <w:proofErr w:type="spellEnd"/>
+      <w:r>
+        <w:rPr>
+          <w:rFonts w:cs="Times New Roman"/>
+          <w:sz w:val="28"/>
+          <w:szCs w:val="28"/>
+          <w:lang w:val="ru-RU"/>
+        </w:rPr>
+        <w:t>, располагающие мощными вычислительными ресурсами, знают используемые алгоритмы. Кроме того, такие алгоритмы могут требовать слишком много вычислительных ресурсов, что становится проблемой для маломощных периферийных устройств Интернета вещей (</w:t>
       </w:r>
       <w:r>
         <w:rPr>
@@ -559,7 +558,27 @@
           <w:lang w:val="ru-RU"/>
         </w:rPr>
         <w:lastRenderedPageBreak/>
-        <w:t>Физически неклонируемые функции (</w:t>
+        <w:t xml:space="preserve">Физически </w:t>
+      </w:r>
+      <w:proofErr w:type="spellStart"/>
+      <w:r>
+        <w:rPr>
+          <w:rFonts w:cs="Times New Roman"/>
+          <w:sz w:val="28"/>
+          <w:szCs w:val="28"/>
+          <w:lang w:val="ru-RU"/>
+        </w:rPr>
+        <w:t>неклонируемые</w:t>
+      </w:r>
+      <w:proofErr w:type="spellEnd"/>
+      <w:r>
+        <w:rPr>
+          <w:rFonts w:cs="Times New Roman"/>
+          <w:sz w:val="28"/>
+          <w:szCs w:val="28"/>
+          <w:lang w:val="ru-RU"/>
+        </w:rPr>
+        <w:t xml:space="preserve"> функции (</w:t>
       </w:r>
       <w:r>
         <w:rPr>
@@ -823,9 +842,11 @@
       <w:r>
         <w:t xml:space="preserve">2.1. Троичные физически </w:t>
       </w:r>
+      <w:proofErr w:type="spellStart"/>
       <w:r>
         <w:t>неклонируемые</w:t>
       </w:r>
+      <w:proofErr w:type="spellEnd"/>
       <w:r>
         <w:t xml:space="preserve"> функции</w:t>
       </w:r>
@@ -849,7 +870,47 @@
           <w:szCs w:val="28"/>
           <w:lang w:val="ru-RU"/>
         </w:rPr>
-        <w:t>Наблюдается растущий интерес к защите киберфизических систем с помощью физически неклонируемых функций (</w:t>
+        <w:t xml:space="preserve">Наблюдается растущий интерес к защите </w:t>
+      </w:r>
+      <w:proofErr w:type="spellStart"/>
+      <w:r>
+        <w:rPr>
+          <w:rFonts w:cs="Times New Roman"/>
+          <w:sz w:val="28"/>
+          <w:szCs w:val="28"/>
+          <w:lang w:val="ru-RU"/>
+        </w:rPr>
+        <w:t>киберфизических</w:t>
+      </w:r>
+      <w:proofErr w:type="spellEnd"/>
+      <w:r>
+        <w:rPr>
+          <w:rFonts w:cs="Times New Roman"/>
+          <w:sz w:val="28"/>
+          <w:szCs w:val="28"/>
+          <w:lang w:val="ru-RU"/>
+        </w:rPr>
+        <w:t xml:space="preserve"> систем с помощью физически </w:t>
+      </w:r>
+      <w:proofErr w:type="spellStart"/>
+      <w:r>
+        <w:rPr>
+          <w:rFonts w:cs="Times New Roman"/>
+          <w:sz w:val="28"/>
+          <w:szCs w:val="28"/>
+          <w:lang w:val="ru-RU"/>
+        </w:rPr>
+        <w:t>неклонируемых</w:t>
+      </w:r>
+      <w:proofErr w:type="spellEnd"/>
+      <w:r>
+        <w:rPr>
+          <w:rFonts w:cs="Times New Roman"/>
+          <w:sz w:val="28"/>
+          <w:szCs w:val="28"/>
+          <w:lang w:val="ru-RU"/>
+        </w:rPr>
+        <w:t xml:space="preserve"> функций (</w:t>
       </w:r>
       <w:r>
         <w:rPr>
@@ -893,7 +954,27 @@
           <w:szCs w:val="28"/>
           <w:lang w:val="ru-RU"/>
         </w:rPr>
-        <w:t xml:space="preserve"> выступают как «виртуальные отпечатки пальцев» аппаратуры в процессах аутентификации, эффективно препятствуя киберкражам, внедрению троянов и вредоносного ПО [27–34]. При использовании методов коррекции ошибок </w:t>
+        <w:t xml:space="preserve"> выступают как «виртуальные отпечатки пальцев» аппаратуры в процессах аутентификации, эффективно препятствуя </w:t>
+      </w:r>
+      <w:proofErr w:type="spellStart"/>
+      <w:r>
+        <w:rPr>
+          <w:rFonts w:cs="Times New Roman"/>
+          <w:sz w:val="28"/>
+          <w:szCs w:val="28"/>
+          <w:lang w:val="ru-RU"/>
+        </w:rPr>
+        <w:t>киберкражам</w:t>
+      </w:r>
+      <w:proofErr w:type="spellEnd"/>
+      <w:r>
+        <w:rPr>
+          <w:rFonts w:cs="Times New Roman"/>
+          <w:sz w:val="28"/>
+          <w:szCs w:val="28"/>
+          <w:lang w:val="ru-RU"/>
+        </w:rPr>
+        <w:t xml:space="preserve">, внедрению троянов и вредоносного ПО [27–34]. При использовании методов коррекции ошибок </w:t>
       </w:r>
       <w:r>
         <w:rPr>
@@ -910,7 +991,27 @@
           <w:szCs w:val="28"/>
           <w:lang w:val="ru-RU"/>
         </w:rPr>
-        <w:t xml:space="preserve"> также могут генерировать криптографические ключи для симметричных схем шифрования [35–36]. Врожденная случайность, неклонируемость, секретность и физическая природа большинства </w:t>
+        <w:t xml:space="preserve"> также могут генерировать криптографические ключи для симметричных схем шифрования [35–36]. Врожденная случайность, </w:t>
+      </w:r>
+      <w:proofErr w:type="spellStart"/>
+      <w:r>
+        <w:rPr>
+          <w:rFonts w:cs="Times New Roman"/>
+          <w:sz w:val="28"/>
+          <w:szCs w:val="28"/>
+          <w:lang w:val="ru-RU"/>
+        </w:rPr>
+        <w:t>неклонируемость</w:t>
+      </w:r>
+      <w:proofErr w:type="spellEnd"/>
+      <w:r>
+        <w:rPr>
+          <w:rFonts w:cs="Times New Roman"/>
+          <w:sz w:val="28"/>
+          <w:szCs w:val="28"/>
+          <w:lang w:val="ru-RU"/>
+        </w:rPr>
+        <w:t xml:space="preserve">, секретность и физическая природа большинства </w:t>
       </w:r>
       <w:r>
         <w:rPr>
@@ -999,7 +1100,27 @@
           <w:szCs w:val="28"/>
           <w:lang w:val="ru-RU"/>
         </w:rPr>
-        <w:t>, «вызовы»), сравниваются на протяжении жизненного цикла компонента со «свежесгенерированными» шаблонами (</w:t>
+        <w:t>, «вызовы»), сравниваются на протяжении жизненного цикла компонента со «</w:t>
+      </w:r>
+      <w:proofErr w:type="spellStart"/>
+      <w:r>
+        <w:rPr>
+          <w:rFonts w:cs="Times New Roman"/>
+          <w:sz w:val="28"/>
+          <w:szCs w:val="28"/>
+          <w:lang w:val="ru-RU"/>
+        </w:rPr>
+        <w:t>свежесгенерированными</w:t>
+      </w:r>
+      <w:proofErr w:type="spellEnd"/>
+      <w:r>
+        <w:rPr>
+          <w:rFonts w:cs="Times New Roman"/>
+          <w:sz w:val="28"/>
+          <w:szCs w:val="28"/>
+          <w:lang w:val="ru-RU"/>
+        </w:rPr>
+        <w:t>» шаблонами (</w:t>
       </w:r>
       <w:r>
         <w:rPr>
@@ -1374,7 +1495,27 @@
           <w:szCs w:val="28"/>
           <w:lang w:val="ru-RU"/>
         </w:rPr>
-        <w:t>, было около 50% - это обеспечивает низкую вероятность ложного принятия (</w:t>
+        <w:t xml:space="preserve">, было около 50% </w:t>
+      </w:r>
+      <w:proofErr w:type="gramStart"/>
+      <w:r>
+        <w:rPr>
+          <w:rFonts w:cs="Times New Roman"/>
+          <w:sz w:val="28"/>
+          <w:szCs w:val="28"/>
+          <w:lang w:val="ru-RU"/>
+        </w:rPr>
+        <w:t>- это</w:t>
+      </w:r>
+      <w:proofErr w:type="gramEnd"/>
+      <w:r>
+        <w:rPr>
+          <w:rFonts w:cs="Times New Roman"/>
+          <w:sz w:val="28"/>
+          <w:szCs w:val="28"/>
+          <w:lang w:val="ru-RU"/>
+        </w:rPr>
+        <w:t xml:space="preserve"> обеспечивает низкую вероятность ложного принятия (</w:t>
       </w:r>
       <w:r>
         <w:rPr>
@@ -1644,7 +1785,27 @@
           <w:szCs w:val="28"/>
           <w:lang w:val="ru-RU"/>
         </w:rPr>
-        <w:t xml:space="preserve">. Например, кольцевой осцилляторный </w:t>
+        <w:t xml:space="preserve">. Например, кольцевой </w:t>
+      </w:r>
+      <w:proofErr w:type="spellStart"/>
+      <w:r>
+        <w:rPr>
+          <w:rFonts w:cs="Times New Roman"/>
+          <w:sz w:val="28"/>
+          <w:szCs w:val="28"/>
+          <w:lang w:val="ru-RU"/>
+        </w:rPr>
+        <w:t>осцилляторный</w:t>
+      </w:r>
+      <w:proofErr w:type="spellEnd"/>
+      <w:r>
+        <w:rPr>
+          <w:rFonts w:cs="Times New Roman"/>
+          <w:sz w:val="28"/>
+          <w:szCs w:val="28"/>
+          <w:lang w:val="ru-RU"/>
+        </w:rPr>
+        <w:t xml:space="preserve"> </w:t>
       </w:r>
       <w:r>
         <w:rPr>
@@ -1680,6 +1841,7 @@
         </w:rPr>
         <w:t xml:space="preserve">: число возможных пар колец равно </w:t>
       </w:r>
+      <w:proofErr w:type="gramStart"/>
       <w:r>
         <w:rPr>
           <w:rFonts w:cs="Times New Roman"/>
@@ -1695,7 +1857,17 @@
           <w:szCs w:val="28"/>
           <w:lang w:val="ru-RU"/>
         </w:rPr>
-        <w:t xml:space="preserve">(128,2)=16256. Если протокол использует 128-битные </w:t>
+        <w:t>(</w:t>
+      </w:r>
+      <w:proofErr w:type="gramEnd"/>
+      <w:r>
+        <w:rPr>
+          <w:rFonts w:cs="Times New Roman"/>
+          <w:sz w:val="28"/>
+          <w:szCs w:val="28"/>
+          <w:lang w:val="ru-RU"/>
+        </w:rPr>
+        <w:t xml:space="preserve">128,2)=16256. Если протокол использует 128-битные </w:t>
       </w:r>
       <w:r>
         <w:rPr>
@@ -1858,7 +2030,27 @@
           <w:szCs w:val="28"/>
           <w:lang w:val="ru-RU"/>
         </w:rPr>
-        <w:t xml:space="preserve"> на этапе формирования вызовов. При этом задача - обеспечить надёжное внутриприборное сопоставление </w:t>
+        <w:t xml:space="preserve"> на этапе формирования вызовов. При этом задача - обеспечить надёжное </w:t>
+      </w:r>
+      <w:proofErr w:type="spellStart"/>
+      <w:r>
+        <w:rPr>
+          <w:rFonts w:cs="Times New Roman"/>
+          <w:sz w:val="28"/>
+          <w:szCs w:val="28"/>
+          <w:lang w:val="ru-RU"/>
+        </w:rPr>
+        <w:t>внутриприборное</w:t>
+      </w:r>
+      <w:proofErr w:type="spellEnd"/>
+      <w:r>
+        <w:rPr>
+          <w:rFonts w:cs="Times New Roman"/>
+          <w:sz w:val="28"/>
+          <w:szCs w:val="28"/>
+          <w:lang w:val="ru-RU"/>
+        </w:rPr>
+        <w:t xml:space="preserve"> сопоставление </w:t>
       </w:r>
       <w:r>
         <w:rPr>
@@ -2041,7 +2233,27 @@
           <w:szCs w:val="28"/>
           <w:lang w:val="ru-RU"/>
         </w:rPr>
-        <w:t xml:space="preserve"> были успешно коммерциализированы. Однако в ряде случаев </w:t>
+        <w:t xml:space="preserve"> были успешно </w:t>
+      </w:r>
+      <w:proofErr w:type="spellStart"/>
+      <w:r>
+        <w:rPr>
+          <w:rFonts w:cs="Times New Roman"/>
+          <w:sz w:val="28"/>
+          <w:szCs w:val="28"/>
+          <w:lang w:val="ru-RU"/>
+        </w:rPr>
+        <w:t>коммерциализированы</w:t>
+      </w:r>
+      <w:proofErr w:type="spellEnd"/>
+      <w:r>
+        <w:rPr>
+          <w:rFonts w:cs="Times New Roman"/>
+          <w:sz w:val="28"/>
+          <w:szCs w:val="28"/>
+          <w:lang w:val="ru-RU"/>
+        </w:rPr>
+        <w:t xml:space="preserve">. Однако в ряде случаев </w:t>
       </w:r>
       <w:r>
         <w:rPr>
@@ -2394,6 +2606,7 @@
         </w:rPr>
         <w:t xml:space="preserve">-ячеек после программирования; напряжение </w:t>
       </w:r>
+      <w:proofErr w:type="spellStart"/>
       <w:r>
         <w:rPr>
           <w:rFonts w:cs="Times New Roman"/>
@@ -2402,6 +2615,7 @@
         </w:rPr>
         <w:t>Vset</w:t>
       </w:r>
+      <w:proofErr w:type="spellEnd"/>
       <w:r>
         <w:rPr>
           <w:rFonts w:cs="Times New Roman"/>
@@ -2597,7 +2811,17 @@
           <w:szCs w:val="28"/>
           <w:lang w:val="ru-RU"/>
         </w:rPr>
-        <w:t xml:space="preserve"> &lt; </w:t>
+        <w:t xml:space="preserve"> </w:t>
+      </w:r>
+      <w:proofErr w:type="gramStart"/>
+      <w:r>
+        <w:rPr>
+          <w:rFonts w:cs="Times New Roman"/>
+          <w:sz w:val="28"/>
+          <w:szCs w:val="28"/>
+          <w:lang w:val="ru-RU"/>
+        </w:rPr>
+        <w:t xml:space="preserve">&lt; </w:t>
       </w:r>
       <w:r>
         <w:rPr>
@@ -2607,6 +2831,7 @@
         </w:rPr>
         <w:t>T</w:t>
       </w:r>
+      <w:proofErr w:type="gramEnd"/>
       <w:r>
         <w:rPr>
           <w:rFonts w:cs="Times New Roman"/>
@@ -3335,7 +3560,27 @@
           <w:szCs w:val="28"/>
           <w:lang w:val="ru-RU"/>
         </w:rPr>
-        <w:t xml:space="preserve"> является шифртекстом от </w:t>
+        <w:t xml:space="preserve"> является </w:t>
+      </w:r>
+      <w:proofErr w:type="spellStart"/>
+      <w:r>
+        <w:rPr>
+          <w:rFonts w:cs="Times New Roman"/>
+          <w:sz w:val="28"/>
+          <w:szCs w:val="28"/>
+          <w:lang w:val="ru-RU"/>
+        </w:rPr>
+        <w:t>шифртекстом</w:t>
+      </w:r>
+      <w:proofErr w:type="spellEnd"/>
+      <w:r>
+        <w:rPr>
+          <w:rFonts w:cs="Times New Roman"/>
+          <w:sz w:val="28"/>
+          <w:szCs w:val="28"/>
+          <w:lang w:val="ru-RU"/>
+        </w:rPr>
+        <w:t xml:space="preserve"> от </w:t>
       </w:r>
       <w:r>
         <w:rPr>
@@ -3354,6 +3599,7 @@
         </w:rPr>
         <w:t>_</w:t>
       </w:r>
+      <w:proofErr w:type="spellStart"/>
       <w:r>
         <w:rPr>
           <w:rFonts w:cs="Times New Roman"/>
@@ -3362,6 +3608,7 @@
         </w:rPr>
         <w:t>i</w:t>
       </w:r>
+      <w:proofErr w:type="spellEnd"/>
       <w:r>
         <w:rPr>
           <w:rFonts w:cs="Times New Roman"/>
@@ -3405,6 +3652,7 @@
         </w:rPr>
         <w:t>_</w:t>
       </w:r>
+      <w:proofErr w:type="spellStart"/>
       <w:r>
         <w:rPr>
           <w:rFonts w:cs="Times New Roman"/>
@@ -3413,6 +3661,7 @@
         </w:rPr>
         <w:t>i</w:t>
       </w:r>
+      <w:proofErr w:type="spellEnd"/>
       <w:r>
         <w:rPr>
           <w:rFonts w:cs="Times New Roman"/>
@@ -3491,6 +3740,7 @@
           <w:lang w:val="ru-RU"/>
         </w:rPr>
       </w:pPr>
+      <w:proofErr w:type="gramStart"/>
       <w:r>
         <w:rPr>
           <w:rFonts w:cs="Times New Roman"/>
@@ -3508,6 +3758,7 @@
         </w:rPr>
         <w:t>(</w:t>
       </w:r>
+      <w:proofErr w:type="gramEnd"/>
       <w:r>
         <w:rPr>
           <w:rFonts w:cs="Times New Roman"/>
@@ -3525,6 +3776,7 @@
         </w:rPr>
         <w:t>_</w:t>
       </w:r>
+      <w:proofErr w:type="spellStart"/>
       <w:r>
         <w:rPr>
           <w:rFonts w:cs="Times New Roman"/>
@@ -3533,6 +3785,7 @@
         </w:rPr>
         <w:t>i</w:t>
       </w:r>
+      <w:proofErr w:type="spellEnd"/>
       <w:r>
         <w:rPr>
           <w:rFonts w:cs="Times New Roman"/>
@@ -3576,6 +3829,7 @@
         </w:rPr>
         <w:t>_</w:t>
       </w:r>
+      <w:proofErr w:type="spellStart"/>
       <w:r>
         <w:rPr>
           <w:rFonts w:cs="Times New Roman"/>
@@ -3584,6 +3838,7 @@
         </w:rPr>
         <w:t>i</w:t>
       </w:r>
+      <w:proofErr w:type="spellEnd"/>
       <w:r>
         <w:rPr>
           <w:rFonts w:cs="Times New Roman"/>
@@ -3645,6 +3900,7 @@
         </w:rPr>
         <w:t xml:space="preserve"> = |0,5 − </w:t>
       </w:r>
+      <w:proofErr w:type="gramStart"/>
       <w:r>
         <w:rPr>
           <w:rFonts w:cs="Times New Roman"/>
@@ -3662,6 +3918,7 @@
         </w:rPr>
         <w:t>(</w:t>
       </w:r>
+      <w:proofErr w:type="gramEnd"/>
       <w:r>
         <w:rPr>
           <w:rFonts w:cs="Times New Roman"/>
@@ -3679,6 +3936,7 @@
         </w:rPr>
         <w:t>_</w:t>
       </w:r>
+      <w:proofErr w:type="spellStart"/>
       <w:r>
         <w:rPr>
           <w:rFonts w:cs="Times New Roman"/>
@@ -3687,6 +3945,7 @@
         </w:rPr>
         <w:t>i</w:t>
       </w:r>
+      <w:proofErr w:type="spellEnd"/>
       <w:r>
         <w:rPr>
           <w:rFonts w:cs="Times New Roman"/>
@@ -3730,6 +3989,7 @@
         </w:rPr>
         <w:t>_</w:t>
       </w:r>
+      <w:proofErr w:type="spellStart"/>
       <w:r>
         <w:rPr>
           <w:rFonts w:cs="Times New Roman"/>
@@ -3738,6 +3998,7 @@
         </w:rPr>
         <w:t>i</w:t>
       </w:r>
+      <w:proofErr w:type="spellEnd"/>
       <w:r>
         <w:rPr>
           <w:rFonts w:cs="Times New Roman"/>
@@ -3786,6 +4047,7 @@
         </w:rPr>
         <w:t xml:space="preserve"> = 128 и </w:t>
       </w:r>
+      <w:proofErr w:type="gramStart"/>
       <w:r>
         <w:rPr>
           <w:rFonts w:cs="Times New Roman"/>
@@ -3803,6 +4065,7 @@
         </w:rPr>
         <w:t>(</w:t>
       </w:r>
+      <w:proofErr w:type="gramEnd"/>
       <w:r>
         <w:rPr>
           <w:rFonts w:cs="Times New Roman"/>
@@ -3820,6 +4083,7 @@
         </w:rPr>
         <w:t>_</w:t>
       </w:r>
+      <w:proofErr w:type="spellStart"/>
       <w:r>
         <w:rPr>
           <w:rFonts w:cs="Times New Roman"/>
@@ -3828,6 +4092,7 @@
         </w:rPr>
         <w:t>i</w:t>
       </w:r>
+      <w:proofErr w:type="spellEnd"/>
       <w:r>
         <w:rPr>
           <w:rFonts w:cs="Times New Roman"/>
@@ -3920,7 +4185,27 @@
           <w:szCs w:val="28"/>
           <w:lang w:val="ru-RU"/>
         </w:rPr>
-        <w:t xml:space="preserve"> &lt; 10^-5 как хорошую цель; значения </w:t>
+        <w:t xml:space="preserve"> </w:t>
+      </w:r>
+      <w:proofErr w:type="gramStart"/>
+      <w:r>
+        <w:rPr>
+          <w:rFonts w:cs="Times New Roman"/>
+          <w:sz w:val="28"/>
+          <w:szCs w:val="28"/>
+          <w:lang w:val="ru-RU"/>
+        </w:rPr>
+        <w:t>&lt; 10</w:t>
+      </w:r>
+      <w:proofErr w:type="gramEnd"/>
+      <w:r>
+        <w:rPr>
+          <w:rFonts w:cs="Times New Roman"/>
+          <w:sz w:val="28"/>
+          <w:szCs w:val="28"/>
+          <w:lang w:val="ru-RU"/>
+        </w:rPr>
+        <w:t xml:space="preserve">^-5 как хорошую цель; значения </w:t>
       </w:r>
       <w:r>
         <w:rPr>
@@ -4004,6 +4289,7 @@
         </w:rPr>
         <w:t>_</w:t>
       </w:r>
+      <w:proofErr w:type="spellStart"/>
       <w:r>
         <w:rPr>
           <w:rFonts w:cs="Times New Roman"/>
@@ -4012,6 +4298,7 @@
         </w:rPr>
         <w:t>i</w:t>
       </w:r>
+      <w:proofErr w:type="spellEnd"/>
       <w:r>
         <w:rPr>
           <w:rFonts w:cs="Times New Roman"/>
@@ -4038,6 +4325,7 @@
         </w:rPr>
         <w:t>_{</w:t>
       </w:r>
+      <w:proofErr w:type="spellStart"/>
       <w:r>
         <w:rPr>
           <w:rFonts w:cs="Times New Roman"/>
@@ -4046,6 +4334,7 @@
         </w:rPr>
         <w:t>i</w:t>
       </w:r>
+      <w:proofErr w:type="spellEnd"/>
       <w:r>
         <w:rPr>
           <w:rFonts w:cs="Times New Roman"/>
@@ -4072,6 +4361,7 @@
         </w:rPr>
         <w:t>_</w:t>
       </w:r>
+      <w:proofErr w:type="spellStart"/>
       <w:r>
         <w:rPr>
           <w:rFonts w:cs="Times New Roman"/>
@@ -4080,6 +4370,7 @@
         </w:rPr>
         <w:t>i</w:t>
       </w:r>
+      <w:proofErr w:type="spellEnd"/>
       <w:r>
         <w:rPr>
           <w:rFonts w:cs="Times New Roman"/>
@@ -4106,6 +4397,7 @@
         </w:rPr>
         <w:t>_</w:t>
       </w:r>
+      <w:proofErr w:type="spellStart"/>
       <w:r>
         <w:rPr>
           <w:rFonts w:cs="Times New Roman"/>
@@ -4114,6 +4406,7 @@
         </w:rPr>
         <w:t>i</w:t>
       </w:r>
+      <w:proofErr w:type="spellEnd"/>
       <w:r>
         <w:rPr>
           <w:rFonts w:cs="Times New Roman"/>
@@ -4158,6 +4451,7 @@
         </w:rPr>
         <w:t>_{</w:t>
       </w:r>
+      <w:proofErr w:type="spellStart"/>
       <w:r>
         <w:rPr>
           <w:rFonts w:cs="Times New Roman"/>
@@ -4166,6 +4460,7 @@
         </w:rPr>
         <w:t>i</w:t>
       </w:r>
+      <w:proofErr w:type="spellEnd"/>
       <w:r>
         <w:rPr>
           <w:rFonts w:cs="Times New Roman"/>
@@ -4193,7 +4488,61 @@
           <w:sz w:val="28"/>
           <w:szCs w:val="28"/>
         </w:rPr>
-        <w:t>• c_i = 0, если a_i = a_{i+1} (0</w:t>
+        <w:t xml:space="preserve">• </w:t>
+      </w:r>
+      <w:proofErr w:type="spellStart"/>
+      <w:r>
+        <w:rPr>
+          <w:rFonts w:cs="Times New Roman"/>
+          <w:sz w:val="28"/>
+          <w:szCs w:val="28"/>
+        </w:rPr>
+        <w:t>c_i</w:t>
+      </w:r>
+      <w:proofErr w:type="spellEnd"/>
+      <w:r>
+        <w:rPr>
+          <w:rFonts w:cs="Times New Roman"/>
+          <w:sz w:val="28"/>
+          <w:szCs w:val="28"/>
+        </w:rPr>
+        <w:t xml:space="preserve"> = 0, </w:t>
+      </w:r>
+      <w:proofErr w:type="spellStart"/>
+      <w:r>
+        <w:rPr>
+          <w:rFonts w:cs="Times New Roman"/>
+          <w:sz w:val="28"/>
+          <w:szCs w:val="28"/>
+        </w:rPr>
+        <w:t>если</w:t>
+      </w:r>
+      <w:proofErr w:type="spellEnd"/>
+      <w:r>
+        <w:rPr>
+          <w:rFonts w:cs="Times New Roman"/>
+          <w:sz w:val="28"/>
+          <w:szCs w:val="28"/>
+        </w:rPr>
+        <w:t xml:space="preserve"> </w:t>
+      </w:r>
+      <w:proofErr w:type="spellStart"/>
+      <w:r>
+        <w:rPr>
+          <w:rFonts w:cs="Times New Roman"/>
+          <w:sz w:val="28"/>
+          <w:szCs w:val="28"/>
+        </w:rPr>
+        <w:t>a_i</w:t>
+      </w:r>
+      <w:proofErr w:type="spellEnd"/>
+      <w:r>
+        <w:rPr>
+          <w:rFonts w:cs="Times New Roman"/>
+          <w:sz w:val="28"/>
+          <w:szCs w:val="28"/>
+        </w:rPr>
+        <w:t xml:space="preserve"> = a_{i+1} (0</w:t>
       </w:r>
       <w:r>
         <w:rPr>
@@ -4209,7 +4558,25 @@
           <w:sz w:val="28"/>
           <w:szCs w:val="28"/>
         </w:rPr>
-        <w:t>0 или 1</w:t>
+        <w:t xml:space="preserve">0 </w:t>
+      </w:r>
+      <w:proofErr w:type="spellStart"/>
+      <w:r>
+        <w:rPr>
+          <w:rFonts w:cs="Times New Roman"/>
+          <w:sz w:val="28"/>
+          <w:szCs w:val="28"/>
+        </w:rPr>
+        <w:t>или</w:t>
+      </w:r>
+      <w:proofErr w:type="spellEnd"/>
+      <w:r>
+        <w:rPr>
+          <w:rFonts w:cs="Times New Roman"/>
+          <w:sz w:val="28"/>
+          <w:szCs w:val="28"/>
+        </w:rPr>
+        <w:t xml:space="preserve"> 1</w:t>
       </w:r>
       <w:r>
         <w:rPr>
@@ -4225,7 +4592,25 @@
           <w:sz w:val="28"/>
           <w:szCs w:val="28"/>
         </w:rPr>
-        <w:t>1)   (4)</w:t>
+        <w:t>1)</w:t>
+      </w:r>
+      <w:proofErr w:type="gramStart"/>
+      <w:r>
+        <w:rPr>
+          <w:rFonts w:cs="Times New Roman"/>
+          <w:sz w:val="28"/>
+          <w:szCs w:val="28"/>
+        </w:rPr>
+        <w:t xml:space="preserve">   (</w:t>
+      </w:r>
+      <w:proofErr w:type="gramEnd"/>
+      <w:r>
+        <w:rPr>
+          <w:rFonts w:cs="Times New Roman"/>
+          <w:sz w:val="28"/>
+          <w:szCs w:val="28"/>
+        </w:rPr>
+        <w:t>4)</w:t>
       </w:r>
     </w:p>
     <w:p>
@@ -4245,7 +4630,61 @@
           <w:sz w:val="28"/>
           <w:szCs w:val="28"/>
         </w:rPr>
-        <w:t>• c_i = 1, если a_i ≠ a_{i+1} (0</w:t>
+        <w:t xml:space="preserve">• </w:t>
+      </w:r>
+      <w:proofErr w:type="spellStart"/>
+      <w:r>
+        <w:rPr>
+          <w:rFonts w:cs="Times New Roman"/>
+          <w:sz w:val="28"/>
+          <w:szCs w:val="28"/>
+        </w:rPr>
+        <w:t>c_i</w:t>
+      </w:r>
+      <w:proofErr w:type="spellEnd"/>
+      <w:r>
+        <w:rPr>
+          <w:rFonts w:cs="Times New Roman"/>
+          <w:sz w:val="28"/>
+          <w:szCs w:val="28"/>
+        </w:rPr>
+        <w:t xml:space="preserve"> = 1, </w:t>
+      </w:r>
+      <w:proofErr w:type="spellStart"/>
+      <w:r>
+        <w:rPr>
+          <w:rFonts w:cs="Times New Roman"/>
+          <w:sz w:val="28"/>
+          <w:szCs w:val="28"/>
+        </w:rPr>
+        <w:t>если</w:t>
+      </w:r>
+      <w:proofErr w:type="spellEnd"/>
+      <w:r>
+        <w:rPr>
+          <w:rFonts w:cs="Times New Roman"/>
+          <w:sz w:val="28"/>
+          <w:szCs w:val="28"/>
+        </w:rPr>
+        <w:t xml:space="preserve"> </w:t>
+      </w:r>
+      <w:proofErr w:type="spellStart"/>
+      <w:r>
+        <w:rPr>
+          <w:rFonts w:cs="Times New Roman"/>
+          <w:sz w:val="28"/>
+          <w:szCs w:val="28"/>
+        </w:rPr>
+        <w:t>a_i</w:t>
+      </w:r>
+      <w:proofErr w:type="spellEnd"/>
+      <w:r>
+        <w:rPr>
+          <w:rFonts w:cs="Times New Roman"/>
+          <w:sz w:val="28"/>
+          <w:szCs w:val="28"/>
+        </w:rPr>
+        <w:t xml:space="preserve"> ≠ a_{i+1} (0</w:t>
       </w:r>
       <w:r>
         <w:rPr>
@@ -4261,7 +4700,25 @@
           <w:sz w:val="28"/>
           <w:szCs w:val="28"/>
         </w:rPr>
-        <w:t>1 или 1</w:t>
+        <w:t xml:space="preserve">1 </w:t>
+      </w:r>
+      <w:proofErr w:type="spellStart"/>
+      <w:r>
+        <w:rPr>
+          <w:rFonts w:cs="Times New Roman"/>
+          <w:sz w:val="28"/>
+          <w:szCs w:val="28"/>
+        </w:rPr>
+        <w:t>или</w:t>
+      </w:r>
+      <w:proofErr w:type="spellEnd"/>
+      <w:r>
+        <w:rPr>
+          <w:rFonts w:cs="Times New Roman"/>
+          <w:sz w:val="28"/>
+          <w:szCs w:val="28"/>
+        </w:rPr>
+        <w:t xml:space="preserve"> 1</w:t>
       </w:r>
       <w:r>
         <w:rPr>
@@ -4277,7 +4734,25 @@
           <w:sz w:val="28"/>
           <w:szCs w:val="28"/>
         </w:rPr>
-        <w:t>0)   (5)</w:t>
+        <w:t>0)</w:t>
+      </w:r>
+      <w:proofErr w:type="gramStart"/>
+      <w:r>
+        <w:rPr>
+          <w:rFonts w:cs="Times New Roman"/>
+          <w:sz w:val="28"/>
+          <w:szCs w:val="28"/>
+        </w:rPr>
+        <w:t xml:space="preserve">   (</w:t>
+      </w:r>
+      <w:proofErr w:type="gramEnd"/>
+      <w:r>
+        <w:rPr>
+          <w:rFonts w:cs="Times New Roman"/>
+          <w:sz w:val="28"/>
+          <w:szCs w:val="28"/>
+        </w:rPr>
+        <w:t>5)</w:t>
       </w:r>
     </w:p>
     <w:p>
@@ -4360,6 +4835,7 @@
         </w:rPr>
         <w:t>). Причины: (</w:t>
       </w:r>
+      <w:proofErr w:type="spellStart"/>
       <w:r>
         <w:rPr>
           <w:rFonts w:cs="Times New Roman"/>
@@ -4368,6 +4844,7 @@
         </w:rPr>
         <w:t>i</w:t>
       </w:r>
+      <w:proofErr w:type="spellEnd"/>
       <w:r>
         <w:rPr>
           <w:rFonts w:cs="Times New Roman"/>
@@ -4394,6 +4871,7 @@
         </w:rPr>
         <w:t>_</w:t>
       </w:r>
+      <w:proofErr w:type="spellStart"/>
       <w:r>
         <w:rPr>
           <w:rFonts w:cs="Times New Roman"/>
@@ -4402,6 +4880,7 @@
         </w:rPr>
         <w:t>i</w:t>
       </w:r>
+      <w:proofErr w:type="spellEnd"/>
       <w:r>
         <w:rPr>
           <w:rFonts w:cs="Times New Roman"/>
@@ -4428,6 +4907,7 @@
         </w:rPr>
         <w:t>_</w:t>
       </w:r>
+      <w:proofErr w:type="spellStart"/>
       <w:r>
         <w:rPr>
           <w:rFonts w:cs="Times New Roman"/>
@@ -4436,6 +4916,7 @@
         </w:rPr>
         <w:t>i</w:t>
       </w:r>
+      <w:proofErr w:type="spellEnd"/>
       <w:r>
         <w:rPr>
           <w:rFonts w:cs="Times New Roman"/>
@@ -4462,6 +4943,7 @@
         </w:rPr>
         <w:t>_</w:t>
       </w:r>
+      <w:proofErr w:type="spellStart"/>
       <w:r>
         <w:rPr>
           <w:rFonts w:cs="Times New Roman"/>
@@ -4470,6 +4952,7 @@
         </w:rPr>
         <w:t>i</w:t>
       </w:r>
+      <w:proofErr w:type="spellEnd"/>
       <w:r>
         <w:rPr>
           <w:rFonts w:cs="Times New Roman"/>
@@ -4543,6 +5026,7 @@
         </w:rPr>
         <w:t>_</w:t>
       </w:r>
+      <w:proofErr w:type="spellStart"/>
       <w:r>
         <w:rPr>
           <w:rFonts w:cs="Times New Roman"/>
@@ -4551,6 +5035,7 @@
         </w:rPr>
         <w:t>i</w:t>
       </w:r>
+      <w:proofErr w:type="spellEnd"/>
       <w:r>
         <w:rPr>
           <w:rFonts w:cs="Times New Roman"/>
@@ -4595,6 +5080,7 @@
         </w:rPr>
         <w:t>_{</w:t>
       </w:r>
+      <w:proofErr w:type="spellStart"/>
       <w:r>
         <w:rPr>
           <w:rFonts w:cs="Times New Roman"/>
@@ -4603,6 +5089,7 @@
         </w:rPr>
         <w:t>i</w:t>
       </w:r>
+      <w:proofErr w:type="spellEnd"/>
       <w:r>
         <w:rPr>
           <w:rFonts w:cs="Times New Roman"/>
@@ -4647,6 +5134,7 @@
         </w:rPr>
         <w:t>_{</w:t>
       </w:r>
+      <w:proofErr w:type="spellStart"/>
       <w:r>
         <w:rPr>
           <w:rFonts w:cs="Times New Roman"/>
@@ -4655,6 +5143,7 @@
         </w:rPr>
         <w:t>i</w:t>
       </w:r>
+      <w:proofErr w:type="spellEnd"/>
       <w:r>
         <w:rPr>
           <w:rFonts w:cs="Times New Roman"/>
@@ -4681,6 +5170,7 @@
         </w:rPr>
         <w:t>_</w:t>
       </w:r>
+      <w:proofErr w:type="spellStart"/>
       <w:r>
         <w:rPr>
           <w:rFonts w:cs="Times New Roman"/>
@@ -4689,14 +5179,26 @@
         </w:rPr>
         <w:t>i</w:t>
       </w:r>
-      <w:r>
-        <w:rPr>
-          <w:rFonts w:cs="Times New Roman"/>
-          <w:sz w:val="28"/>
-          <w:szCs w:val="28"/>
-          <w:lang w:val="ru-RU"/>
-        </w:rPr>
-        <w:t xml:space="preserve">   (6)</w:t>
+      <w:proofErr w:type="spellEnd"/>
+      <w:proofErr w:type="gramStart"/>
+      <w:r>
+        <w:rPr>
+          <w:rFonts w:cs="Times New Roman"/>
+          <w:sz w:val="28"/>
+          <w:szCs w:val="28"/>
+          <w:lang w:val="ru-RU"/>
+        </w:rPr>
+        <w:t xml:space="preserve">   (</w:t>
+      </w:r>
+      <w:proofErr w:type="gramEnd"/>
+      <w:r>
+        <w:rPr>
+          <w:rFonts w:cs="Times New Roman"/>
+          <w:sz w:val="28"/>
+          <w:szCs w:val="28"/>
+          <w:lang w:val="ru-RU"/>
+        </w:rPr>
+        <w:t>6)</w:t>
       </w:r>
     </w:p>
     <w:p>
@@ -4752,7 +5254,27 @@
           <w:szCs w:val="28"/>
           <w:lang w:val="ru-RU"/>
         </w:rPr>
-        <w:t xml:space="preserve">, как правило, имеет меньшую систематическую смещённость. Эти свойства используются далее в конструкции </w:t>
+        <w:t xml:space="preserve">, как правило, имеет меньшую систематическую </w:t>
+      </w:r>
+      <w:proofErr w:type="spellStart"/>
+      <w:r>
+        <w:rPr>
+          <w:rFonts w:cs="Times New Roman"/>
+          <w:sz w:val="28"/>
+          <w:szCs w:val="28"/>
+          <w:lang w:val="ru-RU"/>
+        </w:rPr>
+        <w:t>смещённость</w:t>
+      </w:r>
+      <w:proofErr w:type="spellEnd"/>
+      <w:r>
+        <w:rPr>
+          <w:rFonts w:cs="Times New Roman"/>
+          <w:sz w:val="28"/>
+          <w:szCs w:val="28"/>
+          <w:lang w:val="ru-RU"/>
+        </w:rPr>
+        <w:t xml:space="preserve">. Эти свойства используются далее в конструкции </w:t>
       </w:r>
       <w:r>
         <w:rPr>
@@ -5513,7 +6035,35 @@
           <w:sz w:val="28"/>
           <w:szCs w:val="28"/>
         </w:rPr>
-        <w:t>P_A = 0,5 + λ_A   (9)</w:t>
+        <w:t xml:space="preserve">P_A = 0,5 + </w:t>
+      </w:r>
+      <w:proofErr w:type="spellStart"/>
+      <w:r>
+        <w:rPr>
+          <w:rFonts w:cs="Times New Roman"/>
+          <w:sz w:val="28"/>
+          <w:szCs w:val="28"/>
+        </w:rPr>
+        <w:t>λ_A</w:t>
+      </w:r>
+      <w:proofErr w:type="spellEnd"/>
+      <w:proofErr w:type="gramStart"/>
+      <w:r>
+        <w:rPr>
+          <w:rFonts w:cs="Times New Roman"/>
+          <w:sz w:val="28"/>
+          <w:szCs w:val="28"/>
+        </w:rPr>
+        <w:t xml:space="preserve">   (</w:t>
+      </w:r>
+      <w:proofErr w:type="gramEnd"/>
+      <w:r>
+        <w:rPr>
+          <w:rFonts w:cs="Times New Roman"/>
+          <w:sz w:val="28"/>
+          <w:szCs w:val="28"/>
+        </w:rPr>
+        <w:t>9)</w:t>
       </w:r>
     </w:p>
     <w:p>
@@ -5533,7 +6083,43 @@
           <w:sz w:val="28"/>
           <w:szCs w:val="28"/>
         </w:rPr>
-        <w:t>P'_A = 0,5 − λ_A;   1 = P'_A + P_A   (10)</w:t>
+        <w:t xml:space="preserve">P'_A = 0,5 − </w:t>
+      </w:r>
+      <w:proofErr w:type="spellStart"/>
+      <w:r>
+        <w:rPr>
+          <w:rFonts w:cs="Times New Roman"/>
+          <w:sz w:val="28"/>
+          <w:szCs w:val="28"/>
+        </w:rPr>
+        <w:t>λ_</w:t>
+      </w:r>
+      <w:proofErr w:type="gramStart"/>
+      <w:r>
+        <w:rPr>
+          <w:rFonts w:cs="Times New Roman"/>
+          <w:sz w:val="28"/>
+          <w:szCs w:val="28"/>
+        </w:rPr>
+        <w:t>A</w:t>
+      </w:r>
+      <w:proofErr w:type="spellEnd"/>
+      <w:r>
+        <w:rPr>
+          <w:rFonts w:cs="Times New Roman"/>
+          <w:sz w:val="28"/>
+          <w:szCs w:val="28"/>
+        </w:rPr>
+        <w:t xml:space="preserve">;   </w:t>
+      </w:r>
+      <w:proofErr w:type="gramEnd"/>
+      <w:r>
+        <w:rPr>
+          <w:rFonts w:cs="Times New Roman"/>
+          <w:sz w:val="28"/>
+          <w:szCs w:val="28"/>
+        </w:rPr>
+        <w:t>1 = P'_A + P_A   (10)</w:t>
       </w:r>
     </w:p>
     <w:p>
@@ -5766,14 +6352,25 @@
         </w:rPr>
         <w:t>B</w:t>
       </w:r>
-      <w:r>
-        <w:rPr>
-          <w:rFonts w:cs="Times New Roman"/>
-          <w:sz w:val="28"/>
-          <w:szCs w:val="28"/>
-          <w:lang w:val="ru-RU"/>
-        </w:rPr>
-        <w:t xml:space="preserve">   (11)</w:t>
+      <w:proofErr w:type="gramStart"/>
+      <w:r>
+        <w:rPr>
+          <w:rFonts w:cs="Times New Roman"/>
+          <w:sz w:val="28"/>
+          <w:szCs w:val="28"/>
+          <w:lang w:val="ru-RU"/>
+        </w:rPr>
+        <w:t xml:space="preserve">   (</w:t>
+      </w:r>
+      <w:proofErr w:type="gramEnd"/>
+      <w:r>
+        <w:rPr>
+          <w:rFonts w:cs="Times New Roman"/>
+          <w:sz w:val="28"/>
+          <w:szCs w:val="28"/>
+          <w:lang w:val="ru-RU"/>
+        </w:rPr>
+        <w:t>11)</w:t>
       </w:r>
     </w:p>
     <w:p>
@@ -5839,6 +6436,7 @@
         </w:rPr>
         <w:t>_</w:t>
       </w:r>
+      <w:proofErr w:type="gramStart"/>
       <w:r>
         <w:rPr>
           <w:rFonts w:cs="Times New Roman"/>
@@ -5854,7 +6452,17 @@
           <w:szCs w:val="28"/>
           <w:lang w:val="ru-RU"/>
         </w:rPr>
-        <w:t xml:space="preserve">;   1 = </w:t>
+        <w:t xml:space="preserve">;   </w:t>
+      </w:r>
+      <w:proofErr w:type="gramEnd"/>
+      <w:r>
+        <w:rPr>
+          <w:rFonts w:cs="Times New Roman"/>
+          <w:sz w:val="28"/>
+          <w:szCs w:val="28"/>
+          <w:lang w:val="ru-RU"/>
+        </w:rPr>
+        <w:t xml:space="preserve">1 = </w:t>
       </w:r>
       <w:r>
         <w:rPr>
@@ -6092,6 +6700,7 @@
         </w:rPr>
         <w:t>'_</w:t>
       </w:r>
+      <w:proofErr w:type="gramStart"/>
       <w:r>
         <w:rPr>
           <w:rFonts w:cs="Times New Roman"/>
@@ -6116,6 +6725,7 @@
         </w:rPr>
         <w:t>P</w:t>
       </w:r>
+      <w:proofErr w:type="gramEnd"/>
       <w:r>
         <w:rPr>
           <w:rFonts w:cs="Times New Roman"/>
@@ -6172,6 +6782,7 @@
         </w:rPr>
         <w:t xml:space="preserve">,  </w:t>
       </w:r>
+      <w:proofErr w:type="spellStart"/>
       <w:r>
         <w:rPr>
           <w:rFonts w:cs="Times New Roman"/>
@@ -6196,6 +6807,7 @@
         </w:rPr>
         <w:t>A</w:t>
       </w:r>
+      <w:proofErr w:type="spellEnd"/>
       <w:r>
         <w:rPr>
           <w:rFonts w:cs="Times New Roman"/>
@@ -6204,6 +6816,7 @@
         </w:rPr>
         <w:t xml:space="preserve"> = </w:t>
       </w:r>
+      <w:proofErr w:type="spellStart"/>
       <w:r>
         <w:rPr>
           <w:rFonts w:cs="Times New Roman"/>
@@ -6228,6 +6841,7 @@
         </w:rPr>
         <w:t>B</w:t>
       </w:r>
+      <w:proofErr w:type="spellEnd"/>
       <w:r>
         <w:rPr>
           <w:rFonts w:cs="Times New Roman"/>
@@ -6374,6 +6988,7 @@
         </w:rPr>
         <w:t xml:space="preserve">, …, </w:t>
       </w:r>
+      <w:proofErr w:type="gramStart"/>
       <w:r>
         <w:rPr>
           <w:rFonts w:cs="Times New Roman"/>
@@ -6389,7 +7004,17 @@
           <w:szCs w:val="28"/>
           <w:lang w:val="ru-RU"/>
         </w:rPr>
-        <w:t>}   (14)</w:t>
+        <w:t xml:space="preserve">}   </w:t>
+      </w:r>
+      <w:proofErr w:type="gramEnd"/>
+      <w:r>
+        <w:rPr>
+          <w:rFonts w:cs="Times New Roman"/>
+          <w:sz w:val="28"/>
+          <w:szCs w:val="28"/>
+          <w:lang w:val="ru-RU"/>
+        </w:rPr>
+        <w:t>(14)</w:t>
       </w:r>
     </w:p>
     <w:p>
@@ -6498,6 +7123,7 @@
         </w:rPr>
         <w:t xml:space="preserve">, …, </w:t>
       </w:r>
+      <w:proofErr w:type="spellStart"/>
       <w:r>
         <w:rPr>
           <w:rFonts w:cs="Times New Roman"/>
@@ -6506,6 +7132,7 @@
         </w:rPr>
         <w:t>aij</w:t>
       </w:r>
+      <w:proofErr w:type="spellEnd"/>
       <w:r>
         <w:rPr>
           <w:rFonts w:cs="Times New Roman"/>
@@ -6515,6 +7142,7 @@
         </w:rPr>
         <w:t xml:space="preserve">, …, </w:t>
       </w:r>
+      <w:proofErr w:type="spellStart"/>
       <w:r>
         <w:rPr>
           <w:rFonts w:cs="Times New Roman"/>
@@ -6523,6 +7151,7 @@
         </w:rPr>
         <w:t>afj</w:t>
       </w:r>
+      <w:proofErr w:type="spellEnd"/>
       <w:r>
         <w:rPr>
           <w:rFonts w:cs="Times New Roman"/>
@@ -6547,7 +7176,17 @@
           <w:szCs w:val="28"/>
           <w:lang w:val="ru-RU"/>
         </w:rPr>
-        <w:t xml:space="preserve"> &lt; </w:t>
+        <w:t xml:space="preserve"> </w:t>
+      </w:r>
+      <w:proofErr w:type="gramStart"/>
+      <w:r>
+        <w:rPr>
+          <w:rFonts w:cs="Times New Roman"/>
+          <w:sz w:val="28"/>
+          <w:szCs w:val="28"/>
+          <w:lang w:val="ru-RU"/>
+        </w:rPr>
+        <w:t xml:space="preserve">&lt; </w:t>
       </w:r>
       <w:r>
         <w:rPr>
@@ -6564,7 +7203,17 @@
           <w:szCs w:val="28"/>
           <w:lang w:val="ru-RU"/>
         </w:rPr>
-        <w:t xml:space="preserve">. Например, 1280 бит можно сгруппировать в 128 блоков по 10 бит. На выходе формируется поток из </w:t>
+        <w:t>.</w:t>
+      </w:r>
+      <w:proofErr w:type="gramEnd"/>
+      <w:r>
+        <w:rPr>
+          <w:rFonts w:cs="Times New Roman"/>
+          <w:sz w:val="28"/>
+          <w:szCs w:val="28"/>
+          <w:lang w:val="ru-RU"/>
+        </w:rPr>
+        <w:t xml:space="preserve"> Например, 1280 бит можно сгруппировать в 128 блоков по 10 бит. На выходе формируется поток из </w:t>
       </w:r>
       <w:r>
         <w:rPr>
@@ -6673,6 +7322,7 @@
         </w:rPr>
         <w:t xml:space="preserve">2, …, </w:t>
       </w:r>
+      <w:proofErr w:type="spellStart"/>
       <w:r>
         <w:rPr>
           <w:rFonts w:cs="Times New Roman"/>
@@ -6681,6 +7331,7 @@
         </w:rPr>
         <w:t>cj</w:t>
       </w:r>
+      <w:proofErr w:type="spellEnd"/>
       <w:r>
         <w:rPr>
           <w:rFonts w:cs="Times New Roman"/>
@@ -6705,7 +7356,27 @@
           <w:szCs w:val="28"/>
           <w:lang w:val="ru-RU"/>
         </w:rPr>
-        <w:t>}   (16)</w:t>
+        <w:t>}</w:t>
+      </w:r>
+      <w:proofErr w:type="gramStart"/>
+      <w:r>
+        <w:rPr>
+          <w:rFonts w:cs="Times New Roman"/>
+          <w:sz w:val="28"/>
+          <w:szCs w:val="28"/>
+          <w:lang w:val="ru-RU"/>
+        </w:rPr>
+        <w:t xml:space="preserve">   (</w:t>
+      </w:r>
+      <w:proofErr w:type="gramEnd"/>
+      <w:r>
+        <w:rPr>
+          <w:rFonts w:cs="Times New Roman"/>
+          <w:sz w:val="28"/>
+          <w:szCs w:val="28"/>
+          <w:lang w:val="ru-RU"/>
+        </w:rPr>
+        <w:t>16)</w:t>
       </w:r>
     </w:p>
     <w:p>
@@ -6775,13 +7446,23 @@
           <w:szCs w:val="28"/>
         </w:rPr>
       </w:pPr>
-      <w:r>
-        <w:rPr>
-          <w:rFonts w:cs="Times New Roman"/>
-          <w:sz w:val="28"/>
-          <w:szCs w:val="28"/>
-        </w:rPr>
-        <w:t xml:space="preserve">cj = a1j </w:t>
+      <w:proofErr w:type="spellStart"/>
+      <w:r>
+        <w:rPr>
+          <w:rFonts w:cs="Times New Roman"/>
+          <w:sz w:val="28"/>
+          <w:szCs w:val="28"/>
+        </w:rPr>
+        <w:t>cj</w:t>
+      </w:r>
+      <w:proofErr w:type="spellEnd"/>
+      <w:r>
+        <w:rPr>
+          <w:rFonts w:cs="Times New Roman"/>
+          <w:sz w:val="28"/>
+          <w:szCs w:val="28"/>
+        </w:rPr>
+        <w:t xml:space="preserve"> = a1j </w:t>
       </w:r>
       <w:r>
         <w:rPr>
@@ -6829,7 +7510,25 @@
           <w:sz w:val="28"/>
           <w:szCs w:val="28"/>
         </w:rPr>
-        <w:t xml:space="preserve"> aij </w:t>
+        <w:t xml:space="preserve"> </w:t>
+      </w:r>
+      <w:proofErr w:type="spellStart"/>
+      <w:r>
+        <w:rPr>
+          <w:rFonts w:cs="Times New Roman"/>
+          <w:sz w:val="28"/>
+          <w:szCs w:val="28"/>
+        </w:rPr>
+        <w:t>aij</w:t>
+      </w:r>
+      <w:proofErr w:type="spellEnd"/>
+      <w:r>
+        <w:rPr>
+          <w:rFonts w:cs="Times New Roman"/>
+          <w:sz w:val="28"/>
+          <w:szCs w:val="28"/>
+        </w:rPr>
+        <w:t xml:space="preserve"> </w:t>
       </w:r>
       <w:r>
         <w:rPr>
@@ -6861,7 +7560,35 @@
           <w:sz w:val="28"/>
           <w:szCs w:val="28"/>
         </w:rPr>
-        <w:t xml:space="preserve"> afj   (17)</w:t>
+        <w:t xml:space="preserve"> </w:t>
+      </w:r>
+      <w:proofErr w:type="spellStart"/>
+      <w:r>
+        <w:rPr>
+          <w:rFonts w:cs="Times New Roman"/>
+          <w:sz w:val="28"/>
+          <w:szCs w:val="28"/>
+        </w:rPr>
+        <w:t>afj</w:t>
+      </w:r>
+      <w:proofErr w:type="spellEnd"/>
+      <w:proofErr w:type="gramStart"/>
+      <w:r>
+        <w:rPr>
+          <w:rFonts w:cs="Times New Roman"/>
+          <w:sz w:val="28"/>
+          <w:szCs w:val="28"/>
+        </w:rPr>
+        <w:t xml:space="preserve">   (</w:t>
+      </w:r>
+      <w:proofErr w:type="gramEnd"/>
+      <w:r>
+        <w:rPr>
+          <w:rFonts w:cs="Times New Roman"/>
+          <w:sz w:val="28"/>
+          <w:szCs w:val="28"/>
+        </w:rPr>
+        <w:t>17)</w:t>
       </w:r>
     </w:p>
     <w:p>
@@ -6914,13 +7641,59 @@
           <w:szCs w:val="28"/>
         </w:rPr>
       </w:pPr>
-      <w:r>
-        <w:rPr>
-          <w:rFonts w:cs="Times New Roman"/>
-          <w:sz w:val="28"/>
-          <w:szCs w:val="28"/>
-        </w:rPr>
-        <w:t>cj = (a1j + a2j + … + afj) mod 2   (18)</w:t>
+      <w:proofErr w:type="spellStart"/>
+      <w:r>
+        <w:rPr>
+          <w:rFonts w:cs="Times New Roman"/>
+          <w:sz w:val="28"/>
+          <w:szCs w:val="28"/>
+        </w:rPr>
+        <w:t>cj</w:t>
+      </w:r>
+      <w:proofErr w:type="spellEnd"/>
+      <w:r>
+        <w:rPr>
+          <w:rFonts w:cs="Times New Roman"/>
+          <w:sz w:val="28"/>
+          <w:szCs w:val="28"/>
+        </w:rPr>
+        <w:t xml:space="preserve"> = (a1j + a2j + … + </w:t>
+      </w:r>
+      <w:proofErr w:type="spellStart"/>
+      <w:r>
+        <w:rPr>
+          <w:rFonts w:cs="Times New Roman"/>
+          <w:sz w:val="28"/>
+          <w:szCs w:val="28"/>
+        </w:rPr>
+        <w:t>afj</w:t>
+      </w:r>
+      <w:proofErr w:type="spellEnd"/>
+      <w:r>
+        <w:rPr>
+          <w:rFonts w:cs="Times New Roman"/>
+          <w:sz w:val="28"/>
+          <w:szCs w:val="28"/>
+        </w:rPr>
+        <w:t>) mod 2</w:t>
+      </w:r>
+      <w:proofErr w:type="gramStart"/>
+      <w:r>
+        <w:rPr>
+          <w:rFonts w:cs="Times New Roman"/>
+          <w:sz w:val="28"/>
+          <w:szCs w:val="28"/>
+        </w:rPr>
+        <w:t xml:space="preserve">   (</w:t>
+      </w:r>
+      <w:proofErr w:type="gramEnd"/>
+      <w:r>
+        <w:rPr>
+          <w:rFonts w:cs="Times New Roman"/>
+          <w:sz w:val="28"/>
+          <w:szCs w:val="28"/>
+        </w:rPr>
+        <w:t>18)</w:t>
       </w:r>
     </w:p>
     <w:p>
@@ -7001,7 +7774,27 @@
           <w:szCs w:val="28"/>
           <w:lang w:val="ru-RU"/>
         </w:rPr>
-        <w:t xml:space="preserve">-ится» попарно, формируя выходной поток из </w:t>
+        <w:t>-</w:t>
+      </w:r>
+      <w:proofErr w:type="spellStart"/>
+      <w:r>
+        <w:rPr>
+          <w:rFonts w:cs="Times New Roman"/>
+          <w:sz w:val="28"/>
+          <w:szCs w:val="28"/>
+          <w:lang w:val="ru-RU"/>
+        </w:rPr>
+        <w:t>ится</w:t>
+      </w:r>
+      <w:proofErr w:type="spellEnd"/>
+      <w:r>
+        <w:rPr>
+          <w:rFonts w:cs="Times New Roman"/>
+          <w:sz w:val="28"/>
+          <w:szCs w:val="28"/>
+          <w:lang w:val="ru-RU"/>
+        </w:rPr>
+        <w:t xml:space="preserve">» попарно, формируя выходной поток из </w:t>
       </w:r>
       <w:r>
         <w:rPr>
@@ -8190,7 +8983,27 @@
           <w:szCs w:val="28"/>
           <w:lang w:val="ru-RU"/>
         </w:rPr>
-        <w:t xml:space="preserve">-ячееек при </w:t>
+        <w:t>-</w:t>
+      </w:r>
+      <w:proofErr w:type="spellStart"/>
+      <w:r>
+        <w:rPr>
+          <w:rFonts w:cs="Times New Roman"/>
+          <w:sz w:val="28"/>
+          <w:szCs w:val="28"/>
+          <w:lang w:val="ru-RU"/>
+        </w:rPr>
+        <w:t>ячееек</w:t>
+      </w:r>
+      <w:proofErr w:type="spellEnd"/>
+      <w:r>
+        <w:rPr>
+          <w:rFonts w:cs="Times New Roman"/>
+          <w:sz w:val="28"/>
+          <w:szCs w:val="28"/>
+          <w:lang w:val="ru-RU"/>
+        </w:rPr>
+        <w:t xml:space="preserve"> при </w:t>
       </w:r>
       <w:r>
         <w:rPr>
@@ -8275,7 +9088,27 @@
           <w:szCs w:val="28"/>
           <w:lang w:val="ru-RU"/>
         </w:rPr>
-        <w:t xml:space="preserve">-ячееек» (пары </w:t>
+        <w:t>-</w:t>
+      </w:r>
+      <w:proofErr w:type="spellStart"/>
+      <w:r>
+        <w:rPr>
+          <w:rFonts w:cs="Times New Roman"/>
+          <w:sz w:val="28"/>
+          <w:szCs w:val="28"/>
+          <w:lang w:val="ru-RU"/>
+        </w:rPr>
+        <w:t>ячееек</w:t>
+      </w:r>
+      <w:proofErr w:type="spellEnd"/>
+      <w:r>
+        <w:rPr>
+          <w:rFonts w:cs="Times New Roman"/>
+          <w:sz w:val="28"/>
+          <w:szCs w:val="28"/>
+          <w:lang w:val="ru-RU"/>
+        </w:rPr>
+        <w:t xml:space="preserve">» (пары </w:t>
       </w:r>
       <w:r>
         <w:rPr>
@@ -8326,7 +9159,27 @@
           <w:szCs w:val="28"/>
           <w:lang w:val="ru-RU"/>
         </w:rPr>
-        <w:t xml:space="preserve">-ячееек» (пары </w:t>
+        <w:t>-</w:t>
+      </w:r>
+      <w:proofErr w:type="spellStart"/>
+      <w:r>
+        <w:rPr>
+          <w:rFonts w:cs="Times New Roman"/>
+          <w:sz w:val="28"/>
+          <w:szCs w:val="28"/>
+          <w:lang w:val="ru-RU"/>
+        </w:rPr>
+        <w:t>ячееек</w:t>
+      </w:r>
+      <w:proofErr w:type="spellEnd"/>
+      <w:r>
+        <w:rPr>
+          <w:rFonts w:cs="Times New Roman"/>
+          <w:sz w:val="28"/>
+          <w:szCs w:val="28"/>
+          <w:lang w:val="ru-RU"/>
+        </w:rPr>
+        <w:t xml:space="preserve">» (пары </w:t>
       </w:r>
       <w:r>
         <w:rPr>
@@ -8360,7 +9213,27 @@
           <w:szCs w:val="28"/>
           <w:lang w:val="ru-RU"/>
         </w:rPr>
-        <w:t>). При этом систематическая смещённость (</w:t>
+        <w:t xml:space="preserve">). При этом систематическая </w:t>
+      </w:r>
+      <w:proofErr w:type="spellStart"/>
+      <w:r>
+        <w:rPr>
+          <w:rFonts w:cs="Times New Roman"/>
+          <w:sz w:val="28"/>
+          <w:szCs w:val="28"/>
+          <w:lang w:val="ru-RU"/>
+        </w:rPr>
+        <w:t>смещённость</w:t>
+      </w:r>
+      <w:proofErr w:type="spellEnd"/>
+      <w:r>
+        <w:rPr>
+          <w:rFonts w:cs="Times New Roman"/>
+          <w:sz w:val="28"/>
+          <w:szCs w:val="28"/>
+          <w:lang w:val="ru-RU"/>
+        </w:rPr>
+        <w:t xml:space="preserve"> (</w:t>
       </w:r>
       <w:r>
         <w:rPr>
@@ -8526,7 +9399,27 @@
           <w:szCs w:val="28"/>
           <w:lang w:val="ru-RU"/>
         </w:rPr>
-        <w:t>-ячееек в тройке чётно (</w:t>
+        <w:t>-</w:t>
+      </w:r>
+      <w:proofErr w:type="spellStart"/>
+      <w:r>
+        <w:rPr>
+          <w:rFonts w:cs="Times New Roman"/>
+          <w:sz w:val="28"/>
+          <w:szCs w:val="28"/>
+          <w:lang w:val="ru-RU"/>
+        </w:rPr>
+        <w:t>ячееек</w:t>
+      </w:r>
+      <w:proofErr w:type="spellEnd"/>
+      <w:r>
+        <w:rPr>
+          <w:rFonts w:cs="Times New Roman"/>
+          <w:sz w:val="28"/>
+          <w:szCs w:val="28"/>
+          <w:lang w:val="ru-RU"/>
+        </w:rPr>
+        <w:t xml:space="preserve"> в тройке чётно (</w:t>
       </w:r>
       <w:r>
         <w:rPr>
@@ -8580,7 +9473,43 @@
           <w:sz w:val="28"/>
           <w:szCs w:val="28"/>
         </w:rPr>
-        <w:t>P_C = P_A^3 + 3·P_A·P'^2_A = 0,500032,  λ_C = 3,2·10^-5   (23)</w:t>
+        <w:t>P_C = P_A^3 + 3·P_A·P'^2_A = 0,</w:t>
+      </w:r>
+      <w:proofErr w:type="gramStart"/>
+      <w:r>
+        <w:rPr>
+          <w:rFonts w:cs="Times New Roman"/>
+          <w:sz w:val="28"/>
+          <w:szCs w:val="28"/>
+        </w:rPr>
+        <w:t xml:space="preserve">500032,  </w:t>
+      </w:r>
+      <w:proofErr w:type="spellStart"/>
+      <w:r>
+        <w:rPr>
+          <w:rFonts w:cs="Times New Roman"/>
+          <w:sz w:val="28"/>
+          <w:szCs w:val="28"/>
+        </w:rPr>
+        <w:t>λ</w:t>
+      </w:r>
+      <w:proofErr w:type="gramEnd"/>
+      <w:r>
+        <w:rPr>
+          <w:rFonts w:cs="Times New Roman"/>
+          <w:sz w:val="28"/>
+          <w:szCs w:val="28"/>
+        </w:rPr>
+        <w:t>_C</w:t>
+      </w:r>
+      <w:proofErr w:type="spellEnd"/>
+      <w:r>
+        <w:rPr>
+          <w:rFonts w:cs="Times New Roman"/>
+          <w:sz w:val="28"/>
+          <w:szCs w:val="28"/>
+        </w:rPr>
+        <w:t xml:space="preserve"> = 3,2·10^-5   (23)</w:t>
       </w:r>
     </w:p>
     <w:p>
@@ -8742,7 +9671,25 @@
           <w:sz w:val="28"/>
           <w:szCs w:val="28"/>
         </w:rPr>
-        <w:t xml:space="preserve"> = 0,499968   (24)</w:t>
+        <w:t xml:space="preserve"> = 0,499968</w:t>
+      </w:r>
+      <w:proofErr w:type="gramStart"/>
+      <w:r>
+        <w:rPr>
+          <w:rFonts w:cs="Times New Roman"/>
+          <w:sz w:val="28"/>
+          <w:szCs w:val="28"/>
+        </w:rPr>
+        <w:t xml:space="preserve">   (</w:t>
+      </w:r>
+      <w:proofErr w:type="gramEnd"/>
+      <w:r>
+        <w:rPr>
+          <w:rFonts w:cs="Times New Roman"/>
+          <w:sz w:val="28"/>
+          <w:szCs w:val="28"/>
+        </w:rPr>
+        <w:t>24)</w:t>
       </w:r>
     </w:p>
     <w:p>
@@ -8781,7 +9728,27 @@
           <w:szCs w:val="28"/>
           <w:lang w:val="ru-RU"/>
         </w:rPr>
-        <w:t>-ячееек в тройке нечётно (</w:t>
+        <w:t>-</w:t>
+      </w:r>
+      <w:proofErr w:type="spellStart"/>
+      <w:r>
+        <w:rPr>
+          <w:rFonts w:cs="Times New Roman"/>
+          <w:sz w:val="28"/>
+          <w:szCs w:val="28"/>
+          <w:lang w:val="ru-RU"/>
+        </w:rPr>
+        <w:t>ячееек</w:t>
+      </w:r>
+      <w:proofErr w:type="spellEnd"/>
+      <w:r>
+        <w:rPr>
+          <w:rFonts w:cs="Times New Roman"/>
+          <w:sz w:val="28"/>
+          <w:szCs w:val="28"/>
+          <w:lang w:val="ru-RU"/>
+        </w:rPr>
+        <w:t xml:space="preserve"> в тройке нечётно (</w:t>
       </w:r>
       <w:r>
         <w:rPr>
@@ -8832,7 +9799,27 @@
           <w:szCs w:val="28"/>
           <w:lang w:val="ru-RU"/>
         </w:rPr>
-        <w:t>-ячееек»:</w:t>
+        <w:t>-</w:t>
+      </w:r>
+      <w:proofErr w:type="spellStart"/>
+      <w:r>
+        <w:rPr>
+          <w:rFonts w:cs="Times New Roman"/>
+          <w:sz w:val="28"/>
+          <w:szCs w:val="28"/>
+          <w:lang w:val="ru-RU"/>
+        </w:rPr>
+        <w:t>ячееек</w:t>
+      </w:r>
+      <w:proofErr w:type="spellEnd"/>
+      <w:r>
+        <w:rPr>
+          <w:rFonts w:cs="Times New Roman"/>
+          <w:sz w:val="28"/>
+          <w:szCs w:val="28"/>
+          <w:lang w:val="ru-RU"/>
+        </w:rPr>
+        <w:t>»:</w:t>
       </w:r>
     </w:p>
     <w:p>
@@ -8852,7 +9839,43 @@
           <w:sz w:val="28"/>
           <w:szCs w:val="28"/>
         </w:rPr>
-        <w:t>P'_D = P'^3_A + 3·P_A^2·P'_A = 0,500032,  λ_D = 3,2·10^-5   (25)</w:t>
+        <w:t>P'_D = P'^3_A + 3·P_A^2·P'_A = 0,</w:t>
+      </w:r>
+      <w:proofErr w:type="gramStart"/>
+      <w:r>
+        <w:rPr>
+          <w:rFonts w:cs="Times New Roman"/>
+          <w:sz w:val="28"/>
+          <w:szCs w:val="28"/>
+        </w:rPr>
+        <w:t xml:space="preserve">500032,  </w:t>
+      </w:r>
+      <w:proofErr w:type="spellStart"/>
+      <w:r>
+        <w:rPr>
+          <w:rFonts w:cs="Times New Roman"/>
+          <w:sz w:val="28"/>
+          <w:szCs w:val="28"/>
+        </w:rPr>
+        <w:t>λ</w:t>
+      </w:r>
+      <w:proofErr w:type="gramEnd"/>
+      <w:r>
+        <w:rPr>
+          <w:rFonts w:cs="Times New Roman"/>
+          <w:sz w:val="28"/>
+          <w:szCs w:val="28"/>
+        </w:rPr>
+        <w:t>_D</w:t>
+      </w:r>
+      <w:proofErr w:type="spellEnd"/>
+      <w:r>
+        <w:rPr>
+          <w:rFonts w:cs="Times New Roman"/>
+          <w:sz w:val="28"/>
+          <w:szCs w:val="28"/>
+        </w:rPr>
+        <w:t xml:space="preserve"> = 3,2·10^-5   (25)</w:t>
       </w:r>
     </w:p>
     <w:p>
@@ -9001,7 +10024,27 @@
           <w:szCs w:val="28"/>
           <w:lang w:val="ru-RU"/>
         </w:rPr>
-        <w:t xml:space="preserve"> = 0,499968   (26)</w:t>
+        <w:t xml:space="preserve"> = 0,499968</w:t>
+      </w:r>
+      <w:proofErr w:type="gramStart"/>
+      <w:r>
+        <w:rPr>
+          <w:rFonts w:cs="Times New Roman"/>
+          <w:sz w:val="28"/>
+          <w:szCs w:val="28"/>
+          <w:lang w:val="ru-RU"/>
+        </w:rPr>
+        <w:t xml:space="preserve">   (</w:t>
+      </w:r>
+      <w:proofErr w:type="gramEnd"/>
+      <w:r>
+        <w:rPr>
+          <w:rFonts w:cs="Times New Roman"/>
+          <w:sz w:val="28"/>
+          <w:szCs w:val="28"/>
+          <w:lang w:val="ru-RU"/>
+        </w:rPr>
+        <w:t>26)</w:t>
       </w:r>
     </w:p>
     <w:p>
@@ -9123,6 +10166,7 @@
         </w:rPr>
         <w:t xml:space="preserve">В общем случае выходной бит </w:t>
       </w:r>
+      <w:proofErr w:type="spellStart"/>
       <w:r>
         <w:rPr>
           <w:rFonts w:cs="Times New Roman"/>
@@ -9131,6 +10175,7 @@
         </w:rPr>
         <w:t>cj</w:t>
       </w:r>
+      <w:proofErr w:type="spellEnd"/>
       <w:r>
         <w:rPr>
           <w:rFonts w:cs="Times New Roman"/>
@@ -9174,6 +10219,7 @@
         </w:rPr>
         <w:t xml:space="preserve"> входным битам. Отклонение от идеальной случайности выходного потока зависит от: (</w:t>
       </w:r>
+      <w:proofErr w:type="spellStart"/>
       <w:r>
         <w:rPr>
           <w:rFonts w:cs="Times New Roman"/>
@@ -9182,6 +10228,7 @@
         </w:rPr>
         <w:t>i</w:t>
       </w:r>
+      <w:proofErr w:type="spellEnd"/>
       <w:r>
         <w:rPr>
           <w:rFonts w:cs="Times New Roman"/>
@@ -9308,7 +10355,27 @@
           <w:szCs w:val="28"/>
           <w:lang w:val="ru-RU"/>
         </w:rPr>
-        <w:t xml:space="preserve">-ячееек. Для вывода используются биномиальные коэффициенты </w:t>
+        <w:t>-</w:t>
+      </w:r>
+      <w:proofErr w:type="spellStart"/>
+      <w:r>
+        <w:rPr>
+          <w:rFonts w:cs="Times New Roman"/>
+          <w:sz w:val="28"/>
+          <w:szCs w:val="28"/>
+          <w:lang w:val="ru-RU"/>
+        </w:rPr>
+        <w:t>ячееек</w:t>
+      </w:r>
+      <w:proofErr w:type="spellEnd"/>
+      <w:r>
+        <w:rPr>
+          <w:rFonts w:cs="Times New Roman"/>
+          <w:sz w:val="28"/>
+          <w:szCs w:val="28"/>
+          <w:lang w:val="ru-RU"/>
+        </w:rPr>
+        <w:t xml:space="preserve">. Для вывода используются биномиальные коэффициенты </w:t>
       </w:r>
       <w:r>
         <w:rPr>
@@ -9327,6 +10394,7 @@
         </w:rPr>
         <w:t>_{</w:t>
       </w:r>
+      <w:proofErr w:type="gramStart"/>
       <w:r>
         <w:rPr>
           <w:rFonts w:cs="Times New Roman"/>
@@ -9344,6 +10412,7 @@
         </w:rPr>
         <w:t>,</w:t>
       </w:r>
+      <w:proofErr w:type="spellStart"/>
       <w:r>
         <w:rPr>
           <w:rFonts w:cs="Times New Roman"/>
@@ -9352,6 +10421,8 @@
         </w:rPr>
         <w:t>i</w:t>
       </w:r>
+      <w:proofErr w:type="spellEnd"/>
+      <w:proofErr w:type="gramEnd"/>
       <w:r>
         <w:rPr>
           <w:rFonts w:cs="Times New Roman"/>
@@ -9361,6 +10432,7 @@
         </w:rPr>
         <w:t xml:space="preserve">} (число способов выбрать </w:t>
       </w:r>
+      <w:proofErr w:type="spellStart"/>
       <w:r>
         <w:rPr>
           <w:rFonts w:cs="Times New Roman"/>
@@ -9369,6 +10441,7 @@
         </w:rPr>
         <w:t>i</w:t>
       </w:r>
+      <w:proofErr w:type="spellEnd"/>
       <w:r>
         <w:rPr>
           <w:rFonts w:cs="Times New Roman"/>
@@ -9418,6 +10491,7 @@
         <w:lastRenderedPageBreak/>
         <w:t xml:space="preserve">Вероятность того, что </w:t>
       </w:r>
+      <w:proofErr w:type="spellStart"/>
       <w:r>
         <w:rPr>
           <w:rFonts w:cs="Times New Roman"/>
@@ -9426,6 +10500,7 @@
         </w:rPr>
         <w:t>cj</w:t>
       </w:r>
+      <w:proofErr w:type="spellEnd"/>
       <w:r>
         <w:rPr>
           <w:rFonts w:cs="Times New Roman"/>
@@ -9435,6 +10510,7 @@
         </w:rPr>
         <w:t xml:space="preserve">=1, равна сумме вероятностей всех конфигураций с нечётным числом единиц в блоке; вероятность </w:t>
       </w:r>
+      <w:proofErr w:type="spellStart"/>
       <w:r>
         <w:rPr>
           <w:rFonts w:cs="Times New Roman"/>
@@ -9443,6 +10519,7 @@
         </w:rPr>
         <w:t>cj</w:t>
       </w:r>
+      <w:proofErr w:type="spellEnd"/>
       <w:r>
         <w:rPr>
           <w:rFonts w:cs="Times New Roman"/>
@@ -9961,6 +11038,7 @@
         </w:rPr>
         <w:t>/</w:t>
       </w:r>
+      <w:proofErr w:type="spellStart"/>
       <w:r>
         <w:rPr>
           <w:rFonts w:cs="Times New Roman"/>
@@ -9969,6 +11047,7 @@
         </w:rPr>
         <w:t>TaOx</w:t>
       </w:r>
+      <w:proofErr w:type="spellEnd"/>
       <w:r>
         <w:rPr>
           <w:rFonts w:cs="Times New Roman"/>
@@ -10012,6 +11091,7 @@
         </w:rPr>
         <w:t>/</w:t>
       </w:r>
+      <w:proofErr w:type="spellStart"/>
       <w:r>
         <w:rPr>
           <w:rFonts w:cs="Times New Roman"/>
@@ -10020,6 +11100,7 @@
         </w:rPr>
         <w:t>TaOx</w:t>
       </w:r>
+      <w:proofErr w:type="spellEnd"/>
       <w:r>
         <w:rPr>
           <w:rFonts w:cs="Times New Roman"/>
@@ -10044,7 +11125,27 @@
           <w:szCs w:val="28"/>
           <w:lang w:val="ru-RU"/>
         </w:rPr>
-        <w:t xml:space="preserve"> из состояния «0» в «1» связано с формированием и разрушением проводящих нитей (филаментов), состоящих из кислородных вакансий, которые «мостят» диэлектрик между электродами. Первичная подготовка (</w:t>
+        <w:t xml:space="preserve"> из состояния «0» в «1» связано с формированием и разрушением проводящих нитей (</w:t>
+      </w:r>
+      <w:proofErr w:type="spellStart"/>
+      <w:r>
+        <w:rPr>
+          <w:rFonts w:cs="Times New Roman"/>
+          <w:sz w:val="28"/>
+          <w:szCs w:val="28"/>
+          <w:lang w:val="ru-RU"/>
+        </w:rPr>
+        <w:t>филаментов</w:t>
+      </w:r>
+      <w:proofErr w:type="spellEnd"/>
+      <w:r>
+        <w:rPr>
+          <w:rFonts w:cs="Times New Roman"/>
+          <w:sz w:val="28"/>
+          <w:szCs w:val="28"/>
+          <w:lang w:val="ru-RU"/>
+        </w:rPr>
+        <w:t>), состоящих из кислородных вакансий, которые «мостят» диэлектрик между электродами. Первичная подготовка (</w:t>
       </w:r>
       <w:r>
         <w:rPr>
@@ -10061,7 +11162,27 @@
           <w:szCs w:val="28"/>
           <w:lang w:val="ru-RU"/>
         </w:rPr>
-        <w:t xml:space="preserve">), при которой формируются филаменты, обычно требует положительного напряжения порядка 2–5 В. После </w:t>
+        <w:t xml:space="preserve">), при которой формируются </w:t>
+      </w:r>
+      <w:proofErr w:type="spellStart"/>
+      <w:r>
+        <w:rPr>
+          <w:rFonts w:cs="Times New Roman"/>
+          <w:sz w:val="28"/>
+          <w:szCs w:val="28"/>
+          <w:lang w:val="ru-RU"/>
+        </w:rPr>
+        <w:t>филаменты</w:t>
+      </w:r>
+      <w:proofErr w:type="spellEnd"/>
+      <w:r>
+        <w:rPr>
+          <w:rFonts w:cs="Times New Roman"/>
+          <w:sz w:val="28"/>
+          <w:szCs w:val="28"/>
+          <w:lang w:val="ru-RU"/>
+        </w:rPr>
+        <w:t xml:space="preserve">, обычно требует положительного напряжения порядка 2–5 В. После </w:t>
       </w:r>
       <w:r>
         <w:rPr>
@@ -10132,7 +11253,47 @@
           <w:lang w:val="ru-RU"/>
         </w:rPr>
         <w:lastRenderedPageBreak/>
-        <w:t>вакансии мигрировать обратно, разрывая филамент. Тогда формируется высокоомное состояние (</w:t>
+        <w:t xml:space="preserve">вакансии мигрировать обратно, разрывая </w:t>
+      </w:r>
+      <w:proofErr w:type="spellStart"/>
+      <w:r>
+        <w:rPr>
+          <w:rFonts w:cs="Times New Roman"/>
+          <w:sz w:val="28"/>
+          <w:szCs w:val="28"/>
+          <w:lang w:val="ru-RU"/>
+        </w:rPr>
+        <w:t>филамент</w:t>
+      </w:r>
+      <w:proofErr w:type="spellEnd"/>
+      <w:r>
+        <w:rPr>
+          <w:rFonts w:cs="Times New Roman"/>
+          <w:sz w:val="28"/>
+          <w:szCs w:val="28"/>
+          <w:lang w:val="ru-RU"/>
+        </w:rPr>
+        <w:t xml:space="preserve">. Тогда формируется </w:t>
+      </w:r>
+      <w:proofErr w:type="spellStart"/>
+      <w:r>
+        <w:rPr>
+          <w:rFonts w:cs="Times New Roman"/>
+          <w:sz w:val="28"/>
+          <w:szCs w:val="28"/>
+          <w:lang w:val="ru-RU"/>
+        </w:rPr>
+        <w:t>высокоомное</w:t>
+      </w:r>
+      <w:proofErr w:type="spellEnd"/>
+      <w:r>
+        <w:rPr>
+          <w:rFonts w:cs="Times New Roman"/>
+          <w:sz w:val="28"/>
+          <w:szCs w:val="28"/>
+          <w:lang w:val="ru-RU"/>
+        </w:rPr>
+        <w:t xml:space="preserve"> состояние (</w:t>
       </w:r>
       <w:r>
         <w:rPr>
@@ -10183,7 +11344,27 @@
           <w:szCs w:val="28"/>
           <w:lang w:val="ru-RU"/>
         </w:rPr>
-        <w:t xml:space="preserve"> вновь собирает филамент, и при плавном нарастании напряжения ток остаётся малым до достижения </w:t>
+        <w:t xml:space="preserve"> вновь собирает </w:t>
+      </w:r>
+      <w:proofErr w:type="spellStart"/>
+      <w:r>
+        <w:rPr>
+          <w:rFonts w:cs="Times New Roman"/>
+          <w:sz w:val="28"/>
+          <w:szCs w:val="28"/>
+          <w:lang w:val="ru-RU"/>
+        </w:rPr>
+        <w:t>филамент</w:t>
+      </w:r>
+      <w:proofErr w:type="spellEnd"/>
+      <w:r>
+        <w:rPr>
+          <w:rFonts w:cs="Times New Roman"/>
+          <w:sz w:val="28"/>
+          <w:szCs w:val="28"/>
+          <w:lang w:val="ru-RU"/>
+        </w:rPr>
+        <w:t xml:space="preserve">, и при плавном нарастании напряжения ток остаётся малым до достижения </w:t>
       </w:r>
       <w:r>
         <w:rPr>
@@ -10217,7 +11398,27 @@
           <w:szCs w:val="28"/>
           <w:lang w:val="ru-RU"/>
         </w:rPr>
-        <w:t>, после чего быстро возрастает. Процесс обратим: филаменты могут частично растворяться при приложении противоположного напряжения.</w:t>
+        <w:t xml:space="preserve">, после чего быстро возрастает. Процесс обратим: </w:t>
+      </w:r>
+      <w:proofErr w:type="spellStart"/>
+      <w:r>
+        <w:rPr>
+          <w:rFonts w:cs="Times New Roman"/>
+          <w:sz w:val="28"/>
+          <w:szCs w:val="28"/>
+          <w:lang w:val="ru-RU"/>
+        </w:rPr>
+        <w:t>филаменты</w:t>
+      </w:r>
+      <w:proofErr w:type="spellEnd"/>
+      <w:r>
+        <w:rPr>
+          <w:rFonts w:cs="Times New Roman"/>
+          <w:sz w:val="28"/>
+          <w:szCs w:val="28"/>
+          <w:lang w:val="ru-RU"/>
+        </w:rPr>
+        <w:t xml:space="preserve"> могут частично растворяться при приложении противоположного напряжения.</w:t>
       </w:r>
     </w:p>
     <w:p>
@@ -11805,7 +13006,27 @@
           <w:szCs w:val="28"/>
           <w:lang w:val="ru-RU"/>
         </w:rPr>
-        <w:t xml:space="preserve">-компилятора в зависимости от «жёсткости» (узости) окна троичных состояний. В случае 5 исходная смещённость столь велика, что </w:t>
+        <w:t xml:space="preserve">-компилятора в зависимости от «жёсткости» (узости) окна троичных состояний. В случае 5 исходная </w:t>
+      </w:r>
+      <w:proofErr w:type="spellStart"/>
+      <w:r>
+        <w:rPr>
+          <w:rFonts w:cs="Times New Roman"/>
+          <w:sz w:val="28"/>
+          <w:szCs w:val="28"/>
+          <w:lang w:val="ru-RU"/>
+        </w:rPr>
+        <w:t>смещённость</w:t>
+      </w:r>
+      <w:proofErr w:type="spellEnd"/>
+      <w:r>
+        <w:rPr>
+          <w:rFonts w:cs="Times New Roman"/>
+          <w:sz w:val="28"/>
+          <w:szCs w:val="28"/>
+          <w:lang w:val="ru-RU"/>
+        </w:rPr>
+        <w:t xml:space="preserve"> столь велика, что </w:t>
       </w:r>
       <w:r>
         <w:rPr>
@@ -12006,7 +13227,27 @@
           <w:szCs w:val="28"/>
           <w:lang w:val="ru-RU"/>
         </w:rPr>
-        <w:t xml:space="preserve"> от 2 до 5. Наблюдается, что эффективность компиляции резко падает в случае 5 (без троичных состояний), поскольку исходная смещённость потока слишком велика. Напротив, при наличии хорошо выделенной популяции «размытых» 0-состояний </w:t>
+        <w:t xml:space="preserve"> от 2 до 5. Наблюдается, что эффективность компиляции резко падает в случае 5 (без троичных состояний), поскольку исходная </w:t>
+      </w:r>
+      <w:proofErr w:type="spellStart"/>
+      <w:r>
+        <w:rPr>
+          <w:rFonts w:cs="Times New Roman"/>
+          <w:sz w:val="28"/>
+          <w:szCs w:val="28"/>
+          <w:lang w:val="ru-RU"/>
+        </w:rPr>
+        <w:t>смещённость</w:t>
+      </w:r>
+      <w:proofErr w:type="spellEnd"/>
+      <w:r>
+        <w:rPr>
+          <w:rFonts w:cs="Times New Roman"/>
+          <w:sz w:val="28"/>
+          <w:szCs w:val="28"/>
+          <w:lang w:val="ru-RU"/>
+        </w:rPr>
+        <w:t xml:space="preserve"> потока слишком велика. Напротив, при наличии хорошо выделенной популяции «размытых» 0-состояний </w:t>
       </w:r>
       <w:r>
         <w:rPr>
@@ -12125,7 +13366,47 @@
           <w:szCs w:val="28"/>
           <w:lang w:val="ru-RU"/>
         </w:rPr>
-        <w:t xml:space="preserve">, поскольку математические алгоритмы не способны описать неклонируемые физические элементы. Межъячеечная случайность обусловлена микровариациями в процессе производства и естественным шумом при измерениях. Однако </w:t>
+        <w:t xml:space="preserve">, поскольку математические алгоритмы не способны описать </w:t>
+      </w:r>
+      <w:proofErr w:type="spellStart"/>
+      <w:r>
+        <w:rPr>
+          <w:rFonts w:cs="Times New Roman"/>
+          <w:sz w:val="28"/>
+          <w:szCs w:val="28"/>
+          <w:lang w:val="ru-RU"/>
+        </w:rPr>
+        <w:t>неклонируемые</w:t>
+      </w:r>
+      <w:proofErr w:type="spellEnd"/>
+      <w:r>
+        <w:rPr>
+          <w:rFonts w:cs="Times New Roman"/>
+          <w:sz w:val="28"/>
+          <w:szCs w:val="28"/>
+          <w:lang w:val="ru-RU"/>
+        </w:rPr>
+        <w:t xml:space="preserve"> физические элементы. Межъячеечная случайность обусловлена </w:t>
+      </w:r>
+      <w:proofErr w:type="spellStart"/>
+      <w:r>
+        <w:rPr>
+          <w:rFonts w:cs="Times New Roman"/>
+          <w:sz w:val="28"/>
+          <w:szCs w:val="28"/>
+          <w:lang w:val="ru-RU"/>
+        </w:rPr>
+        <w:t>микровариациями</w:t>
+      </w:r>
+      <w:proofErr w:type="spellEnd"/>
+      <w:r>
+        <w:rPr>
+          <w:rFonts w:cs="Times New Roman"/>
+          <w:sz w:val="28"/>
+          <w:szCs w:val="28"/>
+          <w:lang w:val="ru-RU"/>
+        </w:rPr>
+        <w:t xml:space="preserve"> в процессе производства и естественным шумом при измерениях. Однако </w:t>
       </w:r>
       <w:r>
         <w:rPr>
@@ -12220,7 +13501,27 @@
           <w:szCs w:val="28"/>
           <w:lang w:val="ru-RU"/>
         </w:rPr>
-        <w:t>-ячееек и увеличив вероятность классификации как «0», что снижает энтропию и может привести к «провалу» случайности.</w:t>
+        <w:t>-</w:t>
+      </w:r>
+      <w:proofErr w:type="spellStart"/>
+      <w:r>
+        <w:rPr>
+          <w:rFonts w:cs="Times New Roman"/>
+          <w:sz w:val="28"/>
+          <w:szCs w:val="28"/>
+          <w:lang w:val="ru-RU"/>
+        </w:rPr>
+        <w:t>ячееек</w:t>
+      </w:r>
+      <w:proofErr w:type="spellEnd"/>
+      <w:r>
+        <w:rPr>
+          <w:rFonts w:cs="Times New Roman"/>
+          <w:sz w:val="28"/>
+          <w:szCs w:val="28"/>
+          <w:lang w:val="ru-RU"/>
+        </w:rPr>
+        <w:t xml:space="preserve"> и увеличив вероятность классификации как «0», что снижает энтропию и может привести к «провалу» случайности.</w:t>
       </w:r>
     </w:p>
     <w:p>
@@ -12339,6 +13640,7 @@
         </w:rPr>
         <w:t>_</w:t>
       </w:r>
+      <w:proofErr w:type="spellStart"/>
       <w:r>
         <w:rPr>
           <w:rFonts w:cs="Times New Roman"/>
@@ -12347,6 +13649,7 @@
         </w:rPr>
         <w:t>i</w:t>
       </w:r>
+      <w:proofErr w:type="spellEnd"/>
       <w:r>
         <w:rPr>
           <w:rFonts w:cs="Times New Roman"/>
@@ -12373,6 +13676,7 @@
         </w:rPr>
         <w:t>_</w:t>
       </w:r>
+      <w:proofErr w:type="spellStart"/>
       <w:r>
         <w:rPr>
           <w:rFonts w:cs="Times New Roman"/>
@@ -12381,6 +13685,7 @@
         </w:rPr>
         <w:t>i</w:t>
       </w:r>
+      <w:proofErr w:type="spellEnd"/>
       <w:r>
         <w:rPr>
           <w:rFonts w:cs="Times New Roman"/>
@@ -12407,6 +13712,7 @@
         </w:rPr>
         <w:t>_</w:t>
       </w:r>
+      <w:proofErr w:type="spellStart"/>
       <w:r>
         <w:rPr>
           <w:rFonts w:cs="Times New Roman"/>
@@ -12415,6 +13721,7 @@
         </w:rPr>
         <w:t>i</w:t>
       </w:r>
+      <w:proofErr w:type="spellEnd"/>
       <w:r>
         <w:rPr>
           <w:rFonts w:cs="Times New Roman"/>
@@ -12441,6 +13748,7 @@
         </w:rPr>
         <w:t>_</w:t>
       </w:r>
+      <w:proofErr w:type="spellStart"/>
       <w:r>
         <w:rPr>
           <w:rFonts w:cs="Times New Roman"/>
@@ -12449,6 +13757,7 @@
         </w:rPr>
         <w:t>i</w:t>
       </w:r>
+      <w:proofErr w:type="spellEnd"/>
       <w:r>
         <w:rPr>
           <w:rFonts w:cs="Times New Roman"/>
@@ -12531,6 +13840,7 @@
         </w:rPr>
         <w:t>_</w:t>
       </w:r>
+      <w:proofErr w:type="spellStart"/>
       <w:r>
         <w:rPr>
           <w:rFonts w:cs="Times New Roman"/>
@@ -12539,6 +13849,7 @@
         </w:rPr>
         <w:t>i</w:t>
       </w:r>
+      <w:proofErr w:type="spellEnd"/>
       <w:r>
         <w:rPr>
           <w:rFonts w:cs="Times New Roman"/>
@@ -12694,6 +14005,7 @@
         </w:rPr>
         <w:t>_</w:t>
       </w:r>
+      <w:proofErr w:type="spellStart"/>
       <w:r>
         <w:rPr>
           <w:rFonts w:cs="Times New Roman"/>
@@ -12702,6 +14014,7 @@
         </w:rPr>
         <w:t>i</w:t>
       </w:r>
+      <w:proofErr w:type="spellEnd"/>
       <w:r>
         <w:rPr>
           <w:rFonts w:cs="Times New Roman"/>
@@ -12874,6 +14187,7 @@
         </w:rPr>
         <w:t>_</w:t>
       </w:r>
+      <w:proofErr w:type="spellStart"/>
       <w:r>
         <w:rPr>
           <w:rFonts w:cs="Times New Roman"/>
@@ -12882,6 +14196,7 @@
         </w:rPr>
         <w:t>i</w:t>
       </w:r>
+      <w:proofErr w:type="spellEnd"/>
       <w:r>
         <w:rPr>
           <w:rFonts w:cs="Times New Roman"/>
@@ -12928,7 +14243,27 @@
           <w:szCs w:val="28"/>
           <w:lang w:val="ru-RU"/>
         </w:rPr>
-        <w:t xml:space="preserve">При таком подходе исходный поток, сформированный по отношению к медиане, имеет баланс «0»/«1» даже при температурных и иных дрейфах, что повышает устойчивость </w:t>
+        <w:t>При таком подходе исходный поток, сформированный по отношению к медиане, имеет баланс «0»</w:t>
+      </w:r>
+      <w:proofErr w:type="gramStart"/>
+      <w:r>
+        <w:rPr>
+          <w:rFonts w:cs="Times New Roman"/>
+          <w:sz w:val="28"/>
+          <w:szCs w:val="28"/>
+          <w:lang w:val="ru-RU"/>
+        </w:rPr>
+        <w:t>/«</w:t>
+      </w:r>
+      <w:proofErr w:type="gramEnd"/>
+      <w:r>
+        <w:rPr>
+          <w:rFonts w:cs="Times New Roman"/>
+          <w:sz w:val="28"/>
+          <w:szCs w:val="28"/>
+          <w:lang w:val="ru-RU"/>
+        </w:rPr>
+        <w:t xml:space="preserve">1» даже при температурных и иных дрейфах, что повышает устойчивость </w:t>
       </w:r>
       <w:r>
         <w:rPr>
@@ -13063,7 +14398,27 @@
           <w:szCs w:val="28"/>
           <w:lang w:val="ru-RU"/>
         </w:rPr>
-        <w:t>-ится вмест</w:t>
+        <w:t>-</w:t>
+      </w:r>
+      <w:proofErr w:type="spellStart"/>
+      <w:r>
+        <w:rPr>
+          <w:rFonts w:cs="Times New Roman"/>
+          <w:sz w:val="28"/>
+          <w:szCs w:val="28"/>
+          <w:lang w:val="ru-RU"/>
+        </w:rPr>
+        <w:t>ится</w:t>
+      </w:r>
+      <w:proofErr w:type="spellEnd"/>
+      <w:r>
+        <w:rPr>
+          <w:rFonts w:cs="Times New Roman"/>
+          <w:sz w:val="28"/>
+          <w:szCs w:val="28"/>
+          <w:lang w:val="ru-RU"/>
+        </w:rPr>
+        <w:t xml:space="preserve"> вмест</w:t>
       </w:r>
       <w:r>
         <w:rPr>
@@ -13142,7 +14497,27 @@
           <w:szCs w:val="28"/>
           <w:lang w:val="ru-RU"/>
         </w:rPr>
-        <w:t xml:space="preserve"> требуется для того, чтобы привести потоки с разной исходной смещённостью к уровням </w:t>
+        <w:t xml:space="preserve"> требуется для того, чтобы привести потоки с разной исходной </w:t>
+      </w:r>
+      <w:proofErr w:type="spellStart"/>
+      <w:r>
+        <w:rPr>
+          <w:rFonts w:cs="Times New Roman"/>
+          <w:sz w:val="28"/>
+          <w:szCs w:val="28"/>
+          <w:lang w:val="ru-RU"/>
+        </w:rPr>
+        <w:t>смещённостью</w:t>
+      </w:r>
+      <w:proofErr w:type="spellEnd"/>
+      <w:r>
+        <w:rPr>
+          <w:rFonts w:cs="Times New Roman"/>
+          <w:sz w:val="28"/>
+          <w:szCs w:val="28"/>
+          <w:lang w:val="ru-RU"/>
+        </w:rPr>
+        <w:t xml:space="preserve"> к уровням </w:t>
       </w:r>
       <w:r>
         <w:rPr>
@@ -13176,7 +14551,27 @@
           <w:szCs w:val="28"/>
           <w:lang w:val="ru-RU"/>
         </w:rPr>
-        <w:t xml:space="preserve"> &lt; 5·10^-8 или </w:t>
+        <w:t xml:space="preserve"> </w:t>
+      </w:r>
+      <w:proofErr w:type="gramStart"/>
+      <w:r>
+        <w:rPr>
+          <w:rFonts w:cs="Times New Roman"/>
+          <w:sz w:val="28"/>
+          <w:szCs w:val="28"/>
+          <w:lang w:val="ru-RU"/>
+        </w:rPr>
+        <w:t>&lt; 5</w:t>
+      </w:r>
+      <w:proofErr w:type="gramEnd"/>
+      <w:r>
+        <w:rPr>
+          <w:rFonts w:cs="Times New Roman"/>
+          <w:sz w:val="28"/>
+          <w:szCs w:val="28"/>
+          <w:lang w:val="ru-RU"/>
+        </w:rPr>
+        <w:t xml:space="preserve">·10^-8 или </w:t>
       </w:r>
       <w:r>
         <w:rPr>
@@ -13390,7 +14785,27 @@
           <w:szCs w:val="28"/>
           <w:lang w:val="ru-RU"/>
         </w:rPr>
-        <w:t xml:space="preserve"> может быть транскондуктивностью или пороговым напряжением после программирования фиксированной длительности; небольшие вариации толщины туннельного оксида или уровней легирования приводят к заметным межъячеечным различиям.</w:t>
+        <w:t xml:space="preserve"> может быть </w:t>
+      </w:r>
+      <w:proofErr w:type="spellStart"/>
+      <w:r>
+        <w:rPr>
+          <w:rFonts w:cs="Times New Roman"/>
+          <w:sz w:val="28"/>
+          <w:szCs w:val="28"/>
+          <w:lang w:val="ru-RU"/>
+        </w:rPr>
+        <w:t>транскондуктивностью</w:t>
+      </w:r>
+      <w:proofErr w:type="spellEnd"/>
+      <w:r>
+        <w:rPr>
+          <w:rFonts w:cs="Times New Roman"/>
+          <w:sz w:val="28"/>
+          <w:szCs w:val="28"/>
+          <w:lang w:val="ru-RU"/>
+        </w:rPr>
+        <w:t xml:space="preserve"> или пороговым напряжением после программирования фиксированной длительности; небольшие вариации толщины туннельного оксида или уровней легирования приводят к заметным межъячеечным различиям.</w:t>
       </w:r>
     </w:p>
     <w:p>
@@ -13621,7 +15036,27 @@
           <w:szCs w:val="28"/>
           <w:lang w:val="ru-RU"/>
         </w:rPr>
-        <w:t xml:space="preserve"> (высокоомное состояние) или </w:t>
+        <w:t xml:space="preserve"> (</w:t>
+      </w:r>
+      <w:proofErr w:type="spellStart"/>
+      <w:r>
+        <w:rPr>
+          <w:rFonts w:cs="Times New Roman"/>
+          <w:sz w:val="28"/>
+          <w:szCs w:val="28"/>
+          <w:lang w:val="ru-RU"/>
+        </w:rPr>
+        <w:t>высокоомное</w:t>
+      </w:r>
+      <w:proofErr w:type="spellEnd"/>
+      <w:r>
+        <w:rPr>
+          <w:rFonts w:cs="Times New Roman"/>
+          <w:sz w:val="28"/>
+          <w:szCs w:val="28"/>
+          <w:lang w:val="ru-RU"/>
+        </w:rPr>
+        <w:t xml:space="preserve"> состояние) или </w:t>
       </w:r>
       <w:r>
         <w:rPr>
@@ -13869,7 +15304,67 @@
           <w:szCs w:val="28"/>
           <w:lang w:val="ru-RU"/>
         </w:rPr>
-        <w:t>Далее обсуждается расширение подхода на «родные» троичные потоки данных. В троичной вычислительной модели используются триты (0,1,2) или сбалансированные триты (−,0,+), а не биты. Рассматривается возможность того, что троичная обработка может повысить энтропию и добавить степени свободы для защиты аппаратуры и программ. В этом контексте предлагается улучшать случайность троичных потоков с помощью сложения по модулю 3.</w:t>
+        <w:t xml:space="preserve">Далее обсуждается расширение подхода на «родные» троичные потоки данных. В троичной вычислительной модели используются </w:t>
+      </w:r>
+      <w:proofErr w:type="spellStart"/>
+      <w:r>
+        <w:rPr>
+          <w:rFonts w:cs="Times New Roman"/>
+          <w:sz w:val="28"/>
+          <w:szCs w:val="28"/>
+          <w:lang w:val="ru-RU"/>
+        </w:rPr>
+        <w:t>триты</w:t>
+      </w:r>
+      <w:proofErr w:type="spellEnd"/>
+      <w:r>
+        <w:rPr>
+          <w:rFonts w:cs="Times New Roman"/>
+          <w:sz w:val="28"/>
+          <w:szCs w:val="28"/>
+          <w:lang w:val="ru-RU"/>
+        </w:rPr>
+        <w:t xml:space="preserve"> (0,1,2) или сбалансированные </w:t>
+      </w:r>
+      <w:proofErr w:type="spellStart"/>
+      <w:r>
+        <w:rPr>
+          <w:rFonts w:cs="Times New Roman"/>
+          <w:sz w:val="28"/>
+          <w:szCs w:val="28"/>
+          <w:lang w:val="ru-RU"/>
+        </w:rPr>
+        <w:t>триты</w:t>
+      </w:r>
+      <w:proofErr w:type="spellEnd"/>
+      <w:r>
+        <w:rPr>
+          <w:rFonts w:cs="Times New Roman"/>
+          <w:sz w:val="28"/>
+          <w:szCs w:val="28"/>
+          <w:lang w:val="ru-RU"/>
+        </w:rPr>
+        <w:t xml:space="preserve"> (−,</w:t>
+      </w:r>
+      <w:proofErr w:type="gramStart"/>
+      <w:r>
+        <w:rPr>
+          <w:rFonts w:cs="Times New Roman"/>
+          <w:sz w:val="28"/>
+          <w:szCs w:val="28"/>
+          <w:lang w:val="ru-RU"/>
+        </w:rPr>
+        <w:t>0,+</w:t>
+      </w:r>
+      <w:proofErr w:type="gramEnd"/>
+      <w:r>
+        <w:rPr>
+          <w:rFonts w:cs="Times New Roman"/>
+          <w:sz w:val="28"/>
+          <w:szCs w:val="28"/>
+          <w:lang w:val="ru-RU"/>
+        </w:rPr>
+        <w:t>), а не биты. Рассматривается возможность того, что троичная обработка может повысить энтропию и добавить степени свободы для защиты аппаратуры и программ. В этом контексте предлагается улучшать случайность троичных потоков с помощью сложения по модулю 3.</w:t>
       </w:r>
     </w:p>
     <w:p>
@@ -13878,7 +15373,15 @@
       </w:pPr>
       <w:r>
         <w:lastRenderedPageBreak/>
-        <w:t>Сегментация размытых ячеек в триты и сложение по модулю 3</w:t>
+        <w:t xml:space="preserve">Сегментация размытых ячеек в </w:t>
+      </w:r>
+      <w:proofErr w:type="spellStart"/>
+      <w:r>
+        <w:t>триты</w:t>
+      </w:r>
+      <w:proofErr w:type="spellEnd"/>
+      <w:r>
+        <w:t xml:space="preserve"> и сложение по модулю 3</w:t>
       </w:r>
     </w:p>
     <w:p>
@@ -14167,7 +15670,27 @@
           <w:szCs w:val="28"/>
           <w:lang w:val="ru-RU"/>
         </w:rPr>
-        <w:t>-ячееек было одинаковым. Тогда исходный поток «родных» троичных случайных чисел, сформированный из этих ячеек, близок к равномерному.</w:t>
+        <w:t>-</w:t>
+      </w:r>
+      <w:proofErr w:type="spellStart"/>
+      <w:r>
+        <w:rPr>
+          <w:rFonts w:cs="Times New Roman"/>
+          <w:sz w:val="28"/>
+          <w:szCs w:val="28"/>
+          <w:lang w:val="ru-RU"/>
+        </w:rPr>
+        <w:t>ячееек</w:t>
+      </w:r>
+      <w:proofErr w:type="spellEnd"/>
+      <w:r>
+        <w:rPr>
+          <w:rFonts w:cs="Times New Roman"/>
+          <w:sz w:val="28"/>
+          <w:szCs w:val="28"/>
+          <w:lang w:val="ru-RU"/>
+        </w:rPr>
+        <w:t xml:space="preserve"> было одинаковым. Тогда исходный поток «родных» троичных случайных чисел, сформированный из этих ячеек, близок к равномерному.</w:t>
       </w:r>
     </w:p>
     <w:p>
@@ -14206,7 +15729,27 @@
           <w:szCs w:val="28"/>
           <w:lang w:val="ru-RU"/>
         </w:rPr>
-        <w:t xml:space="preserve"> для потока тритов (−, 0, +) можно определить, суммируя отклонения вероятностей от 1/3 (или, в нормированной записи автора, от 1/9 для соответствующих сочетаний), например:</w:t>
+        <w:t xml:space="preserve"> для потока </w:t>
+      </w:r>
+      <w:proofErr w:type="spellStart"/>
+      <w:r>
+        <w:rPr>
+          <w:rFonts w:cs="Times New Roman"/>
+          <w:sz w:val="28"/>
+          <w:szCs w:val="28"/>
+          <w:lang w:val="ru-RU"/>
+        </w:rPr>
+        <w:t>тритов</w:t>
+      </w:r>
+      <w:proofErr w:type="spellEnd"/>
+      <w:r>
+        <w:rPr>
+          <w:rFonts w:cs="Times New Roman"/>
+          <w:sz w:val="28"/>
+          <w:szCs w:val="28"/>
+          <w:lang w:val="ru-RU"/>
+        </w:rPr>
+        <w:t xml:space="preserve"> (−, 0, +) можно определить, суммируя отклонения вероятностей от 1/3 (или, в нормированной записи автора, от 1/9 для соответствующих сочетаний), например:</w:t>
       </w:r>
     </w:p>
     <w:p>
@@ -14338,7 +15881,27 @@
           <w:szCs w:val="28"/>
           <w:lang w:val="ru-RU"/>
         </w:rPr>
-        <w:t xml:space="preserve">^+|)/9  +  (|1/9 − </w:t>
+        <w:t>^+|)/</w:t>
+      </w:r>
+      <w:proofErr w:type="gramStart"/>
+      <w:r>
+        <w:rPr>
+          <w:rFonts w:cs="Times New Roman"/>
+          <w:sz w:val="28"/>
+          <w:szCs w:val="28"/>
+          <w:lang w:val="ru-RU"/>
+        </w:rPr>
+        <w:t>9  +</w:t>
+      </w:r>
+      <w:proofErr w:type="gramEnd"/>
+      <w:r>
+        <w:rPr>
+          <w:rFonts w:cs="Times New Roman"/>
+          <w:sz w:val="28"/>
+          <w:szCs w:val="28"/>
+          <w:lang w:val="ru-RU"/>
+        </w:rPr>
+        <w:t xml:space="preserve">  (|1/9 − </w:t>
       </w:r>
       <w:r>
         <w:rPr>
@@ -14500,7 +16063,47 @@
           <w:szCs w:val="28"/>
           <w:lang w:val="ru-RU"/>
         </w:rPr>
-        <w:t xml:space="preserve">-компилятора для двоичных потоков можно усиливать случайность троичных потоков, применяя сложение по модулю 3 к тритам. Два входных трита </w:t>
+        <w:t xml:space="preserve">-компилятора для двоичных потоков можно усиливать случайность троичных потоков, применяя сложение по модулю 3 к </w:t>
+      </w:r>
+      <w:proofErr w:type="spellStart"/>
+      <w:r>
+        <w:rPr>
+          <w:rFonts w:cs="Times New Roman"/>
+          <w:sz w:val="28"/>
+          <w:szCs w:val="28"/>
+          <w:lang w:val="ru-RU"/>
+        </w:rPr>
+        <w:t>тритам</w:t>
+      </w:r>
+      <w:proofErr w:type="spellEnd"/>
+      <w:r>
+        <w:rPr>
+          <w:rFonts w:cs="Times New Roman"/>
+          <w:sz w:val="28"/>
+          <w:szCs w:val="28"/>
+          <w:lang w:val="ru-RU"/>
+        </w:rPr>
+        <w:t xml:space="preserve">. Два входных </w:t>
+      </w:r>
+      <w:proofErr w:type="spellStart"/>
+      <w:r>
+        <w:rPr>
+          <w:rFonts w:cs="Times New Roman"/>
+          <w:sz w:val="28"/>
+          <w:szCs w:val="28"/>
+          <w:lang w:val="ru-RU"/>
+        </w:rPr>
+        <w:t>трита</w:t>
+      </w:r>
+      <w:proofErr w:type="spellEnd"/>
+      <w:r>
+        <w:rPr>
+          <w:rFonts w:cs="Times New Roman"/>
+          <w:sz w:val="28"/>
+          <w:szCs w:val="28"/>
+          <w:lang w:val="ru-RU"/>
+        </w:rPr>
+        <w:t xml:space="preserve"> </w:t>
       </w:r>
       <w:r>
         <w:rPr>
@@ -14519,6 +16122,7 @@
         </w:rPr>
         <w:t>_</w:t>
       </w:r>
+      <w:proofErr w:type="spellStart"/>
       <w:r>
         <w:rPr>
           <w:rFonts w:cs="Times New Roman"/>
@@ -14527,6 +16131,7 @@
         </w:rPr>
         <w:t>i</w:t>
       </w:r>
+      <w:proofErr w:type="spellEnd"/>
       <w:r>
         <w:rPr>
           <w:rFonts w:cs="Times New Roman"/>
@@ -14553,6 +16158,7 @@
         </w:rPr>
         <w:t>_{</w:t>
       </w:r>
+      <w:proofErr w:type="spellStart"/>
       <w:r>
         <w:rPr>
           <w:rFonts w:cs="Times New Roman"/>
@@ -14561,6 +16167,7 @@
         </w:rPr>
         <w:t>i</w:t>
       </w:r>
+      <w:proofErr w:type="spellEnd"/>
       <w:r>
         <w:rPr>
           <w:rFonts w:cs="Times New Roman"/>
@@ -14587,6 +16194,7 @@
         </w:rPr>
         <w:t>_</w:t>
       </w:r>
+      <w:proofErr w:type="spellStart"/>
       <w:r>
         <w:rPr>
           <w:rFonts w:cs="Times New Roman"/>
@@ -14595,14 +16203,35 @@
         </w:rPr>
         <w:t>i</w:t>
       </w:r>
-      <w:r>
-        <w:rPr>
-          <w:rFonts w:cs="Times New Roman"/>
-          <w:sz w:val="28"/>
-          <w:szCs w:val="28"/>
-          <w:lang w:val="ru-RU"/>
-        </w:rPr>
-        <w:t xml:space="preserve"> как сумма по модулю 3 (для сбалансированного представления −,0,+). Например, </w:t>
+      <w:proofErr w:type="spellEnd"/>
+      <w:r>
+        <w:rPr>
+          <w:rFonts w:cs="Times New Roman"/>
+          <w:sz w:val="28"/>
+          <w:szCs w:val="28"/>
+          <w:lang w:val="ru-RU"/>
+        </w:rPr>
+        <w:t xml:space="preserve"> как сумма по модулю 3 (для сбалансированного представления −,</w:t>
+      </w:r>
+      <w:proofErr w:type="gramStart"/>
+      <w:r>
+        <w:rPr>
+          <w:rFonts w:cs="Times New Roman"/>
+          <w:sz w:val="28"/>
+          <w:szCs w:val="28"/>
+          <w:lang w:val="ru-RU"/>
+        </w:rPr>
+        <w:t>0,+</w:t>
+      </w:r>
+      <w:proofErr w:type="gramEnd"/>
+      <w:r>
+        <w:rPr>
+          <w:rFonts w:cs="Times New Roman"/>
+          <w:sz w:val="28"/>
+          <w:szCs w:val="28"/>
+          <w:lang w:val="ru-RU"/>
+        </w:rPr>
+        <w:t xml:space="preserve">). Например, </w:t>
       </w:r>
       <w:r>
         <w:rPr>
@@ -14621,6 +16250,7 @@
         </w:rPr>
         <w:t>_</w:t>
       </w:r>
+      <w:proofErr w:type="spellStart"/>
       <w:r>
         <w:rPr>
           <w:rFonts w:cs="Times New Roman"/>
@@ -14629,14 +16259,35 @@
         </w:rPr>
         <w:t>i</w:t>
       </w:r>
-      <w:r>
-        <w:rPr>
-          <w:rFonts w:cs="Times New Roman"/>
-          <w:sz w:val="28"/>
-          <w:szCs w:val="28"/>
-          <w:lang w:val="ru-RU"/>
-        </w:rPr>
-        <w:t xml:space="preserve"> = − может получаться из трёх равновероятных пар входов: (0,−), (−,0) или (+,+); </w:t>
+      <w:proofErr w:type="spellEnd"/>
+      <w:r>
+        <w:rPr>
+          <w:rFonts w:cs="Times New Roman"/>
+          <w:sz w:val="28"/>
+          <w:szCs w:val="28"/>
+          <w:lang w:val="ru-RU"/>
+        </w:rPr>
+        <w:t xml:space="preserve"> = − может получаться из трёх равновероятных пар входов: (0,−), (−,0) или (</w:t>
+      </w:r>
+      <w:proofErr w:type="gramStart"/>
+      <w:r>
+        <w:rPr>
+          <w:rFonts w:cs="Times New Roman"/>
+          <w:sz w:val="28"/>
+          <w:szCs w:val="28"/>
+          <w:lang w:val="ru-RU"/>
+        </w:rPr>
+        <w:t>+,+</w:t>
+      </w:r>
+      <w:proofErr w:type="gramEnd"/>
+      <w:r>
+        <w:rPr>
+          <w:rFonts w:cs="Times New Roman"/>
+          <w:sz w:val="28"/>
+          <w:szCs w:val="28"/>
+          <w:lang w:val="ru-RU"/>
+        </w:rPr>
+        <w:t xml:space="preserve">); </w:t>
       </w:r>
       <w:r>
         <w:rPr>
@@ -14655,6 +16306,7 @@
         </w:rPr>
         <w:t>_</w:t>
       </w:r>
+      <w:proofErr w:type="spellStart"/>
       <w:r>
         <w:rPr>
           <w:rFonts w:cs="Times New Roman"/>
@@ -14663,6 +16315,7 @@
         </w:rPr>
         <w:t>i</w:t>
       </w:r>
+      <w:proofErr w:type="spellEnd"/>
       <w:r>
         <w:rPr>
           <w:rFonts w:cs="Times New Roman"/>
@@ -14689,6 +16342,7 @@
         </w:rPr>
         <w:t>_</w:t>
       </w:r>
+      <w:proofErr w:type="spellStart"/>
       <w:r>
         <w:rPr>
           <w:rFonts w:cs="Times New Roman"/>
@@ -14697,6 +16351,7 @@
         </w:rPr>
         <w:t>i</w:t>
       </w:r>
+      <w:proofErr w:type="spellEnd"/>
       <w:r>
         <w:rPr>
           <w:rFonts w:cs="Times New Roman"/>
@@ -14723,6 +16378,7 @@
         </w:rPr>
         <w:t>_</w:t>
       </w:r>
+      <w:proofErr w:type="spellStart"/>
       <w:r>
         <w:rPr>
           <w:rFonts w:cs="Times New Roman"/>
@@ -14731,14 +16387,55 @@
         </w:rPr>
         <w:t>i</w:t>
       </w:r>
-      <w:r>
-        <w:rPr>
-          <w:rFonts w:cs="Times New Roman"/>
-          <w:sz w:val="28"/>
-          <w:szCs w:val="28"/>
-          <w:lang w:val="ru-RU"/>
-        </w:rPr>
-        <w:t xml:space="preserve"> не раскрывает исходные триты, а выходной трит становится более случайным, чем любой из входных.</w:t>
+      <w:proofErr w:type="spellEnd"/>
+      <w:r>
+        <w:rPr>
+          <w:rFonts w:cs="Times New Roman"/>
+          <w:sz w:val="28"/>
+          <w:szCs w:val="28"/>
+          <w:lang w:val="ru-RU"/>
+        </w:rPr>
+        <w:t xml:space="preserve"> не раскрывает исходные </w:t>
+      </w:r>
+      <w:proofErr w:type="spellStart"/>
+      <w:r>
+        <w:rPr>
+          <w:rFonts w:cs="Times New Roman"/>
+          <w:sz w:val="28"/>
+          <w:szCs w:val="28"/>
+          <w:lang w:val="ru-RU"/>
+        </w:rPr>
+        <w:t>триты</w:t>
+      </w:r>
+      <w:proofErr w:type="spellEnd"/>
+      <w:r>
+        <w:rPr>
+          <w:rFonts w:cs="Times New Roman"/>
+          <w:sz w:val="28"/>
+          <w:szCs w:val="28"/>
+          <w:lang w:val="ru-RU"/>
+        </w:rPr>
+        <w:t xml:space="preserve">, а выходной </w:t>
+      </w:r>
+      <w:proofErr w:type="spellStart"/>
+      <w:r>
+        <w:rPr>
+          <w:rFonts w:cs="Times New Roman"/>
+          <w:sz w:val="28"/>
+          <w:szCs w:val="28"/>
+          <w:lang w:val="ru-RU"/>
+        </w:rPr>
+        <w:t>трит</w:t>
+      </w:r>
+      <w:proofErr w:type="spellEnd"/>
+      <w:r>
+        <w:rPr>
+          <w:rFonts w:cs="Times New Roman"/>
+          <w:sz w:val="28"/>
+          <w:szCs w:val="28"/>
+          <w:lang w:val="ru-RU"/>
+        </w:rPr>
+        <w:t xml:space="preserve"> становится более случайным, чем любой из входных.</w:t>
       </w:r>
     </w:p>
     <w:p>
@@ -14759,8 +16456,18 @@
           <w:szCs w:val="28"/>
           <w:lang w:val="ru-RU"/>
         </w:rPr>
-        <w:t>13.1. Модель сложения по модулю 3 блоками по два трита</w:t>
-      </w:r>
+        <w:t xml:space="preserve">13.1. Модель сложения по модулю 3 блоками по два </w:t>
+      </w:r>
+      <w:proofErr w:type="spellStart"/>
+      <w:r>
+        <w:rPr>
+          <w:rFonts w:cs="Times New Roman"/>
+          <w:szCs w:val="28"/>
+          <w:lang w:val="ru-RU"/>
+        </w:rPr>
+        <w:t>трита</w:t>
+      </w:r>
+      <w:proofErr w:type="spellEnd"/>
     </w:p>
     <w:p>
       <w:pPr>
@@ -14791,7 +16498,27 @@
           <w:lang w:val="ru-RU"/>
         </w:rPr>
         <w:lastRenderedPageBreak/>
-        <w:t xml:space="preserve">соседних трита складываются по </w:t>
+        <w:t xml:space="preserve">соседних </w:t>
+      </w:r>
+      <w:proofErr w:type="spellStart"/>
+      <w:r>
+        <w:rPr>
+          <w:rFonts w:cs="Times New Roman"/>
+          <w:sz w:val="28"/>
+          <w:szCs w:val="28"/>
+          <w:lang w:val="ru-RU"/>
+        </w:rPr>
+        <w:t>трита</w:t>
+      </w:r>
+      <w:proofErr w:type="spellEnd"/>
+      <w:r>
+        <w:rPr>
+          <w:rFonts w:cs="Times New Roman"/>
+          <w:sz w:val="28"/>
+          <w:szCs w:val="28"/>
+          <w:lang w:val="ru-RU"/>
+        </w:rPr>
+        <w:t xml:space="preserve"> складываются по </w:t>
       </w:r>
       <w:r>
         <w:rPr>
@@ -14859,7 +16586,27 @@
           <w:szCs w:val="28"/>
           <w:lang w:val="ru-RU"/>
         </w:rPr>
-        <w:t>) с вероятностью появления 1/3. Статистически поток тритов {</w:t>
+        <w:t xml:space="preserve">) с вероятностью появления 1/3. Статистически поток </w:t>
+      </w:r>
+      <w:proofErr w:type="spellStart"/>
+      <w:r>
+        <w:rPr>
+          <w:rFonts w:cs="Times New Roman"/>
+          <w:sz w:val="28"/>
+          <w:szCs w:val="28"/>
+          <w:lang w:val="ru-RU"/>
+        </w:rPr>
+        <w:t>тритов</w:t>
+      </w:r>
+      <w:proofErr w:type="spellEnd"/>
+      <w:r>
+        <w:rPr>
+          <w:rFonts w:cs="Times New Roman"/>
+          <w:sz w:val="28"/>
+          <w:szCs w:val="28"/>
+          <w:lang w:val="ru-RU"/>
+        </w:rPr>
+        <w:t xml:space="preserve"> {</w:t>
       </w:r>
       <w:r>
         <w:rPr>
@@ -14927,7 +16674,27 @@
           <w:szCs w:val="28"/>
           <w:lang w:val="ru-RU"/>
         </w:rPr>
-        <w:t>} содержит значения «−», «0» и «+» с равной вероятностью 1/3, но с небольшой смещённостью внутри каждого типа ячейки.</w:t>
+        <w:t xml:space="preserve">} содержит значения «−», «0» и «+» с равной вероятностью 1/3, но с небольшой </w:t>
+      </w:r>
+      <w:proofErr w:type="spellStart"/>
+      <w:r>
+        <w:rPr>
+          <w:rFonts w:cs="Times New Roman"/>
+          <w:sz w:val="28"/>
+          <w:szCs w:val="28"/>
+          <w:lang w:val="ru-RU"/>
+        </w:rPr>
+        <w:t>смещённостью</w:t>
+      </w:r>
+      <w:proofErr w:type="spellEnd"/>
+      <w:r>
+        <w:rPr>
+          <w:rFonts w:cs="Times New Roman"/>
+          <w:sz w:val="28"/>
+          <w:szCs w:val="28"/>
+          <w:lang w:val="ru-RU"/>
+        </w:rPr>
+        <w:t xml:space="preserve"> внутри каждого типа ячейки.</w:t>
       </w:r>
     </w:p>
     <w:p>
@@ -14968,6 +16735,7 @@
         </w:rPr>
         <w:t>_</w:t>
       </w:r>
+      <w:proofErr w:type="spellStart"/>
       <w:r>
         <w:rPr>
           <w:rFonts w:cs="Times New Roman"/>
@@ -14976,14 +16744,35 @@
         </w:rPr>
         <w:t>i</w:t>
       </w:r>
-      <w:r>
-        <w:rPr>
-          <w:rFonts w:cs="Times New Roman"/>
-          <w:sz w:val="28"/>
-          <w:szCs w:val="28"/>
-          <w:lang w:val="ru-RU"/>
-        </w:rPr>
-        <w:t xml:space="preserve">. Далее выводится, что распределение выходных тритов после </w:t>
+      <w:proofErr w:type="spellEnd"/>
+      <w:r>
+        <w:rPr>
+          <w:rFonts w:cs="Times New Roman"/>
+          <w:sz w:val="28"/>
+          <w:szCs w:val="28"/>
+          <w:lang w:val="ru-RU"/>
+        </w:rPr>
+        <w:t xml:space="preserve">. Далее выводится, что распределение выходных </w:t>
+      </w:r>
+      <w:proofErr w:type="spellStart"/>
+      <w:r>
+        <w:rPr>
+          <w:rFonts w:cs="Times New Roman"/>
+          <w:sz w:val="28"/>
+          <w:szCs w:val="28"/>
+          <w:lang w:val="ru-RU"/>
+        </w:rPr>
+        <w:t>тритов</w:t>
+      </w:r>
+      <w:proofErr w:type="spellEnd"/>
+      <w:r>
+        <w:rPr>
+          <w:rFonts w:cs="Times New Roman"/>
+          <w:sz w:val="28"/>
+          <w:szCs w:val="28"/>
+          <w:lang w:val="ru-RU"/>
+        </w:rPr>
+        <w:t xml:space="preserve"> после </w:t>
       </w:r>
       <w:r>
         <w:rPr>
@@ -15039,7 +16828,27 @@
           <w:szCs w:val="28"/>
           <w:lang w:val="ru-RU"/>
         </w:rPr>
-        <w:t xml:space="preserve">В целом сложение по модулю 3, применяемое к потокам тритов, полученным из </w:t>
+        <w:t xml:space="preserve">В целом сложение по модулю 3, применяемое к потокам </w:t>
+      </w:r>
+      <w:proofErr w:type="spellStart"/>
+      <w:r>
+        <w:rPr>
+          <w:rFonts w:cs="Times New Roman"/>
+          <w:sz w:val="28"/>
+          <w:szCs w:val="28"/>
+          <w:lang w:val="ru-RU"/>
+        </w:rPr>
+        <w:t>тритов</w:t>
+      </w:r>
+      <w:proofErr w:type="spellEnd"/>
+      <w:r>
+        <w:rPr>
+          <w:rFonts w:cs="Times New Roman"/>
+          <w:sz w:val="28"/>
+          <w:szCs w:val="28"/>
+          <w:lang w:val="ru-RU"/>
+        </w:rPr>
+        <w:t xml:space="preserve">, полученным из </w:t>
       </w:r>
       <w:r>
         <w:rPr>
@@ -15090,7 +16899,47 @@
           <w:szCs w:val="28"/>
           <w:lang w:val="ru-RU"/>
         </w:rPr>
-        <w:t xml:space="preserve"> 3 сложение (для троичных потоков) дают сходный по сути эффект - снижают систематическую смещённость и повышают энтропию выходной последовательности. Модель может использоваться как предиктивный инструмент для оценки требуемого размера блоков и числа размытых ячеек для достижения заданного </w:t>
+        <w:t xml:space="preserve"> 3 сложение (для троичных потоков) дают </w:t>
+      </w:r>
+      <w:proofErr w:type="gramStart"/>
+      <w:r>
+        <w:rPr>
+          <w:rFonts w:cs="Times New Roman"/>
+          <w:sz w:val="28"/>
+          <w:szCs w:val="28"/>
+          <w:lang w:val="ru-RU"/>
+        </w:rPr>
+        <w:t>сходный по сути</w:t>
+      </w:r>
+      <w:proofErr w:type="gramEnd"/>
+      <w:r>
+        <w:rPr>
+          <w:rFonts w:cs="Times New Roman"/>
+          <w:sz w:val="28"/>
+          <w:szCs w:val="28"/>
+          <w:lang w:val="ru-RU"/>
+        </w:rPr>
+        <w:t xml:space="preserve"> эффект - снижают систематическую </w:t>
+      </w:r>
+      <w:proofErr w:type="spellStart"/>
+      <w:r>
+        <w:rPr>
+          <w:rFonts w:cs="Times New Roman"/>
+          <w:sz w:val="28"/>
+          <w:szCs w:val="28"/>
+          <w:lang w:val="ru-RU"/>
+        </w:rPr>
+        <w:t>смещённость</w:t>
+      </w:r>
+      <w:proofErr w:type="spellEnd"/>
+      <w:r>
+        <w:rPr>
+          <w:rFonts w:cs="Times New Roman"/>
+          <w:sz w:val="28"/>
+          <w:szCs w:val="28"/>
+          <w:lang w:val="ru-RU"/>
+        </w:rPr>
+        <w:t xml:space="preserve"> и повышают энтропию выходной последовательности. Модель может использоваться как предиктивный инструмент для оценки требуемого размера блоков и числа размытых ячеек для достижения заданного </w:t>
       </w:r>
       <w:r>
         <w:rPr>
@@ -15128,8 +16977,18 @@
           <w:szCs w:val="28"/>
           <w:lang w:val="ru-RU"/>
         </w:rPr>
-        <w:t>13.2. Расширение: сложение блоками по четыре трита</w:t>
-      </w:r>
+        <w:t xml:space="preserve">13.2. Расширение: сложение блоками по четыре </w:t>
+      </w:r>
+      <w:proofErr w:type="spellStart"/>
+      <w:r>
+        <w:rPr>
+          <w:rFonts w:cs="Times New Roman"/>
+          <w:szCs w:val="28"/>
+          <w:lang w:val="ru-RU"/>
+        </w:rPr>
+        <w:t>трита</w:t>
+      </w:r>
+      <w:proofErr w:type="spellEnd"/>
     </w:p>
     <w:p>
       <w:pPr>
@@ -15150,7 +17009,67 @@
           <w:szCs w:val="28"/>
           <w:lang w:val="ru-RU"/>
         </w:rPr>
-        <w:t>Модель можно расширить на сложение по модулю 3 блоками большего размера, например из четырёх тритов. При увеличении размера блока число возможных конфигураций возрастает, и в общем случае требуется учитывать комбинаторные коэффициенты для оценки вероятностей выходных значений. Тем не менее общий эффект сохраняется: агрегирование нескольких тритов и применение операции по модулю 3 уменьшает смещённость распределения выходных значений и повышает статистическую случайность.</w:t>
+        <w:t xml:space="preserve">Модель можно расширить на сложение по модулю 3 блоками большего размера, например из четырёх </w:t>
+      </w:r>
+      <w:proofErr w:type="spellStart"/>
+      <w:r>
+        <w:rPr>
+          <w:rFonts w:cs="Times New Roman"/>
+          <w:sz w:val="28"/>
+          <w:szCs w:val="28"/>
+          <w:lang w:val="ru-RU"/>
+        </w:rPr>
+        <w:t>тритов</w:t>
+      </w:r>
+      <w:proofErr w:type="spellEnd"/>
+      <w:r>
+        <w:rPr>
+          <w:rFonts w:cs="Times New Roman"/>
+          <w:sz w:val="28"/>
+          <w:szCs w:val="28"/>
+          <w:lang w:val="ru-RU"/>
+        </w:rPr>
+        <w:t xml:space="preserve">. При увеличении размера блока число возможных конфигураций возрастает, и в общем случае требуется учитывать комбинаторные коэффициенты для оценки вероятностей выходных значений. Тем не менее общий эффект сохраняется: агрегирование нескольких </w:t>
+      </w:r>
+      <w:proofErr w:type="spellStart"/>
+      <w:r>
+        <w:rPr>
+          <w:rFonts w:cs="Times New Roman"/>
+          <w:sz w:val="28"/>
+          <w:szCs w:val="28"/>
+          <w:lang w:val="ru-RU"/>
+        </w:rPr>
+        <w:t>тритов</w:t>
+      </w:r>
+      <w:proofErr w:type="spellEnd"/>
+      <w:r>
+        <w:rPr>
+          <w:rFonts w:cs="Times New Roman"/>
+          <w:sz w:val="28"/>
+          <w:szCs w:val="28"/>
+          <w:lang w:val="ru-RU"/>
+        </w:rPr>
+        <w:t xml:space="preserve"> и применение операции по модулю 3 уменьшает </w:t>
+      </w:r>
+      <w:proofErr w:type="spellStart"/>
+      <w:r>
+        <w:rPr>
+          <w:rFonts w:cs="Times New Roman"/>
+          <w:sz w:val="28"/>
+          <w:szCs w:val="28"/>
+          <w:lang w:val="ru-RU"/>
+        </w:rPr>
+        <w:t>смещённость</w:t>
+      </w:r>
+      <w:proofErr w:type="spellEnd"/>
+      <w:r>
+        <w:rPr>
+          <w:rFonts w:cs="Times New Roman"/>
+          <w:sz w:val="28"/>
+          <w:szCs w:val="28"/>
+          <w:lang w:val="ru-RU"/>
+        </w:rPr>
+        <w:t xml:space="preserve"> распределения выходных значений и повышает статистическую случайность.</w:t>
       </w:r>
     </w:p>
     <w:p>
@@ -15431,6 +17350,7 @@
         </w:rPr>
         <w:t>_</w:t>
       </w:r>
+      <w:proofErr w:type="spellStart"/>
       <w:r>
         <w:rPr>
           <w:rFonts w:cs="Times New Roman"/>
@@ -15439,6 +17359,7 @@
         </w:rPr>
         <w:t>i</w:t>
       </w:r>
+      <w:proofErr w:type="spellEnd"/>
       <w:r>
         <w:rPr>
           <w:rFonts w:cs="Times New Roman"/>
@@ -15726,7 +17647,27 @@
           <w:szCs w:val="28"/>
           <w:lang w:val="ru-RU"/>
         </w:rPr>
-        <w:t xml:space="preserve">, показала распределение, позволяющее выделить достаточно случайную подвыборку для генерации случайных чисел. Отмечено, что </w:t>
+        <w:t xml:space="preserve">, показала распределение, позволяющее выделить достаточно случайную </w:t>
+      </w:r>
+      <w:proofErr w:type="spellStart"/>
+      <w:r>
+        <w:rPr>
+          <w:rFonts w:cs="Times New Roman"/>
+          <w:sz w:val="28"/>
+          <w:szCs w:val="28"/>
+          <w:lang w:val="ru-RU"/>
+        </w:rPr>
+        <w:t>подвыборку</w:t>
+      </w:r>
+      <w:proofErr w:type="spellEnd"/>
+      <w:r>
+        <w:rPr>
+          <w:rFonts w:cs="Times New Roman"/>
+          <w:sz w:val="28"/>
+          <w:szCs w:val="28"/>
+          <w:lang w:val="ru-RU"/>
+        </w:rPr>
+        <w:t xml:space="preserve"> для генерации случайных чисел. Отмечено, что </w:t>
       </w:r>
       <w:r>
         <w:rPr>
@@ -15963,7 +17904,27 @@
           <w:szCs w:val="28"/>
           <w:lang w:val="ru-RU"/>
         </w:rPr>
-        <w:t xml:space="preserve"> составляет порядка 10 нс/бит; поэтому потенциальная скорость генерации может достигать 100 Мбит/с. Метод также можно расширить на </w:t>
+        <w:t xml:space="preserve"> составляет порядка 10 </w:t>
+      </w:r>
+      <w:proofErr w:type="spellStart"/>
+      <w:r>
+        <w:rPr>
+          <w:rFonts w:cs="Times New Roman"/>
+          <w:sz w:val="28"/>
+          <w:szCs w:val="28"/>
+          <w:lang w:val="ru-RU"/>
+        </w:rPr>
+        <w:t>нс</w:t>
+      </w:r>
+      <w:proofErr w:type="spellEnd"/>
+      <w:r>
+        <w:rPr>
+          <w:rFonts w:cs="Times New Roman"/>
+          <w:sz w:val="28"/>
+          <w:szCs w:val="28"/>
+          <w:lang w:val="ru-RU"/>
+        </w:rPr>
+        <w:t xml:space="preserve">/бит; поэтому потенциальная скорость генерации может достигать 100 Мбит/с. Метод также можно расширить на </w:t>
       </w:r>
       <w:r>
         <w:rPr>
@@ -15980,7 +17941,47 @@
           <w:szCs w:val="28"/>
           <w:lang w:val="ru-RU"/>
         </w:rPr>
-        <w:t xml:space="preserve">-значную логику (например, четверичную, пятеричную или шестиричную): в этом случае 0-ячейки делятся на </w:t>
+        <w:t>-</w:t>
+      </w:r>
+      <w:proofErr w:type="spellStart"/>
+      <w:r>
+        <w:rPr>
+          <w:rFonts w:cs="Times New Roman"/>
+          <w:sz w:val="28"/>
+          <w:szCs w:val="28"/>
+          <w:lang w:val="ru-RU"/>
+        </w:rPr>
+        <w:t>значную</w:t>
+      </w:r>
+      <w:proofErr w:type="spellEnd"/>
+      <w:r>
+        <w:rPr>
+          <w:rFonts w:cs="Times New Roman"/>
+          <w:sz w:val="28"/>
+          <w:szCs w:val="28"/>
+          <w:lang w:val="ru-RU"/>
+        </w:rPr>
+        <w:t xml:space="preserve"> логику (например, четверичную, пятеричную или </w:t>
+      </w:r>
+      <w:proofErr w:type="spellStart"/>
+      <w:r>
+        <w:rPr>
+          <w:rFonts w:cs="Times New Roman"/>
+          <w:sz w:val="28"/>
+          <w:szCs w:val="28"/>
+          <w:lang w:val="ru-RU"/>
+        </w:rPr>
+        <w:t>шестиричную</w:t>
+      </w:r>
+      <w:proofErr w:type="spellEnd"/>
+      <w:r>
+        <w:rPr>
+          <w:rFonts w:cs="Times New Roman"/>
+          <w:sz w:val="28"/>
+          <w:szCs w:val="28"/>
+          <w:lang w:val="ru-RU"/>
+        </w:rPr>
+        <w:t xml:space="preserve">): в этом случае 0-ячейки делятся на </w:t>
       </w:r>
       <w:r>
         <w:rPr>
@@ -16031,7 +18032,6 @@
       </w:pPr>
     </w:p>
     <w:sectPr>
-      <w:footerReference w:type="default" r:id="rId8"/>
       <w:pgSz w:w="12240" w:h="15840"/>
       <w:pgMar w:top="1134" w:right="850" w:bottom="1134" w:left="1701" w:header="720" w:footer="720" w:gutter="0"/>
       <w:pgNumType w:start="0"/>
@@ -16066,52 +18066,6 @@
     </w:p>
   </w:endnote>
 </w:endnotes>
-</file>
-
-<file path=word/footer1.xml><?xml version="1.0" encoding="utf-8"?>
-<w:ftr xmlns:wpc="http://schemas.microsoft.com/office/word/2010/wordprocessingCanvas" xmlns:cx="http://schemas.microsoft.com/office/drawing/2014/chartex" xmlns:cx1="http://schemas.microsoft.com/office/drawing/2015/9/8/chartex" xmlns:cx2="http://schemas.microsoft.com/office/drawing/2015/10/21/chartex" xmlns:cx3="http://schemas.microsoft.com/office/drawing/2016/5/9/chartex" xmlns:cx4="http://schemas.microsoft.com/office/drawing/2016/5/10/chartex" xmlns:cx5="http://schemas.microsoft.com/office/drawing/2016/5/11/chartex" xmlns:cx6="http://schemas.microsoft.com/office/drawing/2016/5/12/chartex" xmlns:cx7="http://schemas.microsoft.com/office/drawing/2016/5/13/chartex" xmlns:cx8="http://schemas.microsoft.com/office/drawing/2016/5/14/chartex" xmlns:mc="http://schemas.openxmlformats.org/markup-compatibility/2006" xmlns:aink="http://schemas.microsoft.com/office/drawing/2016/ink" xmlns:am3d="http://schemas.microsoft.com/office/drawing/2017/model3d" xmlns:o="urn:schemas-microsoft-com:office:office" xmlns:r="http://schemas.openxmlformats.org/officeDocument/2006/relationships" xmlns:m="http://schemas.openxmlformats.org/officeDocument/2006/math" xmlns:v="urn:schemas-microsoft-com:vml" xmlns:wp14="http://schemas.microsoft.com/office/word/2010/wordprocessingDrawing" xmlns:wp="http://schemas.openxmlformats.org/drawingml/2006/wordprocessingDrawing" xmlns:w10="urn:schemas-microsoft-com:office:word" xmlns:w="http://schemas.openxmlformats.org/wordprocessingml/2006/main" xmlns:w14="http://schemas.microsoft.com/office/word/2010/wordml" xmlns:w15="http://schemas.microsoft.com/office/word/2012/wordml" xmlns:w16cex="http://schemas.microsoft.com/office/word/2018/wordml/cex" xmlns:w16cid="http://schemas.microsoft.com/office/word/2016/wordml/cid" xmlns:w16="http://schemas.microsoft.com/office/word/2018/wordml" xmlns:w16sdtdh="http://schemas.microsoft.com/office/word/2020/wordml/sdtdatahash" xmlns:w16se="http://schemas.microsoft.com/office/word/2015/wordml/symex" xmlns:wpg="http://schemas.microsoft.com/office/word/2010/wordprocessingGroup" xmlns:wpi="http://schemas.microsoft.com/office/word/2010/wordprocessingInk" xmlns:wne="http://schemas.microsoft.com/office/word/2006/wordml" xmlns:wps="http://schemas.microsoft.com/office/word/2010/wordprocessingShape" mc:Ignorable="w14 w15 w16se w16cid w16 w16cex w16sdtdh wp14">
-  <w:sdt>
-    <w:sdtPr>
-      <w:id w:val="-546070292"/>
-      <w:docPartObj>
-        <w:docPartGallery w:val="Page Numbers (Bottom of Page)"/>
-        <w:docPartUnique/>
-      </w:docPartObj>
-    </w:sdtPr>
-    <w:sdtEndPr/>
-    <w:sdtContent>
-      <w:p>
-        <w:pPr>
-          <w:pStyle w:val="a7"/>
-          <w:jc w:val="center"/>
-        </w:pPr>
-        <w:r>
-          <w:fldChar w:fldCharType="begin"/>
-        </w:r>
-        <w:r>
-          <w:instrText>PAGE   \* MERGEFORMAT</w:instrText>
-        </w:r>
-        <w:r>
-          <w:fldChar w:fldCharType="separate"/>
-        </w:r>
-        <w:r>
-          <w:rPr>
-            <w:lang w:val="ru-RU"/>
-          </w:rPr>
-          <w:t>2</w:t>
-        </w:r>
-        <w:r>
-          <w:fldChar w:fldCharType="end"/>
-        </w:r>
-      </w:p>
-    </w:sdtContent>
-  </w:sdt>
-  <w:p>
-    <w:pPr>
-      <w:pStyle w:val="a7"/>
-    </w:pPr>
-  </w:p>
-</w:ftr>
 </file>
 
 <file path=word/footnotes.xml><?xml version="1.0" encoding="utf-8"?>
@@ -27731,6 +29685,29 @@
       <w:color w:val="808080"/>
     </w:rPr>
   </w:style>
+  <w:style w:type="character" w:styleId="aff9">
+    <w:name w:val="Hyperlink"/>
+    <w:basedOn w:val="a2"/>
+    <w:uiPriority w:val="99"/>
+    <w:unhideWhenUsed/>
+    <w:rsid w:val="0006306E"/>
+    <w:rPr>
+      <w:color w:val="0000FF" w:themeColor="hyperlink"/>
+      <w:u w:val="single"/>
+    </w:rPr>
+  </w:style>
+  <w:style w:type="character" w:styleId="affa">
+    <w:name w:val="Unresolved Mention"/>
+    <w:basedOn w:val="a2"/>
+    <w:uiPriority w:val="99"/>
+    <w:semiHidden/>
+    <w:unhideWhenUsed/>
+    <w:rsid w:val="0006306E"/>
+    <w:rPr>
+      <w:color w:val="605E5C"/>
+      <w:shd w:val="clear" w:color="auto" w:fill="E1DFDD"/>
+    </w:rPr>
+  </w:style>
 </w:styles>
 </file>
 

--- a/Aspirant1Sem/Английский/Кандидатский минимум/Гусев В.Е. 2.3.5 перевод статьи.docx
+++ b/Aspirant1Sem/Английский/Кандидатский минимум/Гусев В.Е. 2.3.5 перевод статьи.docx
@@ -129,7 +129,6 @@
         </w:rPr>
         <w:t xml:space="preserve"> </w:t>
       </w:r>
-      <w:proofErr w:type="spellStart"/>
       <w:r>
         <w:rPr>
           <w:rFonts w:cs="Times New Roman"/>
@@ -137,9 +136,8 @@
           <w:sz w:val="28"/>
           <w:szCs w:val="28"/>
         </w:rPr>
-        <w:t>dvances</w:t>
-      </w:r>
-      <w:proofErr w:type="spellEnd"/>
+        <w:t>A</w:t>
+      </w:r>
       <w:r>
         <w:rPr>
           <w:rFonts w:cs="Times New Roman"/>
@@ -147,7 +145,7 @@
           <w:sz w:val="28"/>
           <w:szCs w:val="28"/>
         </w:rPr>
-        <w:t xml:space="preserve"> in Science, Technology and Engineering Systems Journal Vol. 3, No. 3, 15-29 (2018)</w:t>
+        <w:t>dvances in Science, Technology and Engineering Systems Journal Vol. 3, No. 3, 15-29 (2018)</w:t>
       </w:r>
       <w:r>
         <w:rPr>
@@ -1495,27 +1493,7 @@
           <w:szCs w:val="28"/>
           <w:lang w:val="ru-RU"/>
         </w:rPr>
-        <w:t xml:space="preserve">, было около 50% </w:t>
-      </w:r>
-      <w:proofErr w:type="gramStart"/>
-      <w:r>
-        <w:rPr>
-          <w:rFonts w:cs="Times New Roman"/>
-          <w:sz w:val="28"/>
-          <w:szCs w:val="28"/>
-          <w:lang w:val="ru-RU"/>
-        </w:rPr>
-        <w:t>- это</w:t>
-      </w:r>
-      <w:proofErr w:type="gramEnd"/>
-      <w:r>
-        <w:rPr>
-          <w:rFonts w:cs="Times New Roman"/>
-          <w:sz w:val="28"/>
-          <w:szCs w:val="28"/>
-          <w:lang w:val="ru-RU"/>
-        </w:rPr>
-        <w:t xml:space="preserve"> обеспечивает низкую вероятность ложного принятия (</w:t>
+        <w:t>, было около 50% - это обеспечивает низкую вероятность ложного принятия (</w:t>
       </w:r>
       <w:r>
         <w:rPr>
@@ -1841,7 +1819,6 @@
         </w:rPr>
         <w:t xml:space="preserve">: число возможных пар колец равно </w:t>
       </w:r>
-      <w:proofErr w:type="gramStart"/>
       <w:r>
         <w:rPr>
           <w:rFonts w:cs="Times New Roman"/>
@@ -1857,17 +1834,7 @@
           <w:szCs w:val="28"/>
           <w:lang w:val="ru-RU"/>
         </w:rPr>
-        <w:t>(</w:t>
-      </w:r>
-      <w:proofErr w:type="gramEnd"/>
-      <w:r>
-        <w:rPr>
-          <w:rFonts w:cs="Times New Roman"/>
-          <w:sz w:val="28"/>
-          <w:szCs w:val="28"/>
-          <w:lang w:val="ru-RU"/>
-        </w:rPr>
-        <w:t xml:space="preserve">128,2)=16256. Если протокол использует 128-битные </w:t>
+        <w:t xml:space="preserve">(128,2)=16256. Если протокол использует 128-битные </w:t>
       </w:r>
       <w:r>
         <w:rPr>
@@ -2811,17 +2778,7 @@
           <w:szCs w:val="28"/>
           <w:lang w:val="ru-RU"/>
         </w:rPr>
-        <w:t xml:space="preserve"> </w:t>
-      </w:r>
-      <w:proofErr w:type="gramStart"/>
-      <w:r>
-        <w:rPr>
-          <w:rFonts w:cs="Times New Roman"/>
-          <w:sz w:val="28"/>
-          <w:szCs w:val="28"/>
-          <w:lang w:val="ru-RU"/>
-        </w:rPr>
-        <w:t xml:space="preserve">&lt; </w:t>
+        <w:t xml:space="preserve"> &lt; </w:t>
       </w:r>
       <w:r>
         <w:rPr>
@@ -2831,7 +2788,6 @@
         </w:rPr>
         <w:t>T</w:t>
       </w:r>
-      <w:proofErr w:type="gramEnd"/>
       <w:r>
         <w:rPr>
           <w:rFonts w:cs="Times New Roman"/>
@@ -3740,7 +3696,6 @@
           <w:lang w:val="ru-RU"/>
         </w:rPr>
       </w:pPr>
-      <w:proofErr w:type="gramStart"/>
       <w:r>
         <w:rPr>
           <w:rFonts w:cs="Times New Roman"/>
@@ -3758,7 +3713,6 @@
         </w:rPr>
         <w:t>(</w:t>
       </w:r>
-      <w:proofErr w:type="gramEnd"/>
       <w:r>
         <w:rPr>
           <w:rFonts w:cs="Times New Roman"/>
@@ -3900,7 +3854,6 @@
         </w:rPr>
         <w:t xml:space="preserve"> = |0,5 − </w:t>
       </w:r>
-      <w:proofErr w:type="gramStart"/>
       <w:r>
         <w:rPr>
           <w:rFonts w:cs="Times New Roman"/>
@@ -3918,7 +3871,6 @@
         </w:rPr>
         <w:t>(</w:t>
       </w:r>
-      <w:proofErr w:type="gramEnd"/>
       <w:r>
         <w:rPr>
           <w:rFonts w:cs="Times New Roman"/>
@@ -4047,7 +3999,6 @@
         </w:rPr>
         <w:t xml:space="preserve"> = 128 и </w:t>
       </w:r>
-      <w:proofErr w:type="gramStart"/>
       <w:r>
         <w:rPr>
           <w:rFonts w:cs="Times New Roman"/>
@@ -4065,7 +4016,6 @@
         </w:rPr>
         <w:t>(</w:t>
       </w:r>
-      <w:proofErr w:type="gramEnd"/>
       <w:r>
         <w:rPr>
           <w:rFonts w:cs="Times New Roman"/>
@@ -4185,27 +4135,7 @@
           <w:szCs w:val="28"/>
           <w:lang w:val="ru-RU"/>
         </w:rPr>
-        <w:t xml:space="preserve"> </w:t>
-      </w:r>
-      <w:proofErr w:type="gramStart"/>
-      <w:r>
-        <w:rPr>
-          <w:rFonts w:cs="Times New Roman"/>
-          <w:sz w:val="28"/>
-          <w:szCs w:val="28"/>
-          <w:lang w:val="ru-RU"/>
-        </w:rPr>
-        <w:t>&lt; 10</w:t>
-      </w:r>
-      <w:proofErr w:type="gramEnd"/>
-      <w:r>
-        <w:rPr>
-          <w:rFonts w:cs="Times New Roman"/>
-          <w:sz w:val="28"/>
-          <w:szCs w:val="28"/>
-          <w:lang w:val="ru-RU"/>
-        </w:rPr>
-        <w:t xml:space="preserve">^-5 как хорошую цель; значения </w:t>
+        <w:t xml:space="preserve"> &lt; 10^-5 как хорошую цель; значения </w:t>
       </w:r>
       <w:r>
         <w:rPr>
@@ -4592,25 +4522,7 @@
           <w:sz w:val="28"/>
           <w:szCs w:val="28"/>
         </w:rPr>
-        <w:t>1)</w:t>
-      </w:r>
-      <w:proofErr w:type="gramStart"/>
-      <w:r>
-        <w:rPr>
-          <w:rFonts w:cs="Times New Roman"/>
-          <w:sz w:val="28"/>
-          <w:szCs w:val="28"/>
-        </w:rPr>
-        <w:t xml:space="preserve">   (</w:t>
-      </w:r>
-      <w:proofErr w:type="gramEnd"/>
-      <w:r>
-        <w:rPr>
-          <w:rFonts w:cs="Times New Roman"/>
-          <w:sz w:val="28"/>
-          <w:szCs w:val="28"/>
-        </w:rPr>
-        <w:t>4)</w:t>
+        <w:t>1)   (4)</w:t>
       </w:r>
     </w:p>
     <w:p>
@@ -4734,25 +4646,7 @@
           <w:sz w:val="28"/>
           <w:szCs w:val="28"/>
         </w:rPr>
-        <w:t>0)</w:t>
-      </w:r>
-      <w:proofErr w:type="gramStart"/>
-      <w:r>
-        <w:rPr>
-          <w:rFonts w:cs="Times New Roman"/>
-          <w:sz w:val="28"/>
-          <w:szCs w:val="28"/>
-        </w:rPr>
-        <w:t xml:space="preserve">   (</w:t>
-      </w:r>
-      <w:proofErr w:type="gramEnd"/>
-      <w:r>
-        <w:rPr>
-          <w:rFonts w:cs="Times New Roman"/>
-          <w:sz w:val="28"/>
-          <w:szCs w:val="28"/>
-        </w:rPr>
-        <w:t>5)</w:t>
+        <w:t>0)   (5)</w:t>
       </w:r>
     </w:p>
     <w:p>
@@ -5180,25 +5074,14 @@
         <w:t>i</w:t>
       </w:r>
       <w:proofErr w:type="spellEnd"/>
-      <w:proofErr w:type="gramStart"/>
-      <w:r>
-        <w:rPr>
-          <w:rFonts w:cs="Times New Roman"/>
-          <w:sz w:val="28"/>
-          <w:szCs w:val="28"/>
-          <w:lang w:val="ru-RU"/>
-        </w:rPr>
-        <w:t xml:space="preserve">   (</w:t>
-      </w:r>
-      <w:proofErr w:type="gramEnd"/>
-      <w:r>
-        <w:rPr>
-          <w:rFonts w:cs="Times New Roman"/>
-          <w:sz w:val="28"/>
-          <w:szCs w:val="28"/>
-          <w:lang w:val="ru-RU"/>
-        </w:rPr>
-        <w:t>6)</w:t>
+      <w:r>
+        <w:rPr>
+          <w:rFonts w:cs="Times New Roman"/>
+          <w:sz w:val="28"/>
+          <w:szCs w:val="28"/>
+          <w:lang w:val="ru-RU"/>
+        </w:rPr>
+        <w:t xml:space="preserve">   (6)</w:t>
       </w:r>
     </w:p>
     <w:p>
@@ -6047,23 +5930,13 @@
         <w:t>λ_A</w:t>
       </w:r>
       <w:proofErr w:type="spellEnd"/>
-      <w:proofErr w:type="gramStart"/>
-      <w:r>
-        <w:rPr>
-          <w:rFonts w:cs="Times New Roman"/>
-          <w:sz w:val="28"/>
-          <w:szCs w:val="28"/>
-        </w:rPr>
-        <w:t xml:space="preserve">   (</w:t>
-      </w:r>
-      <w:proofErr w:type="gramEnd"/>
-      <w:r>
-        <w:rPr>
-          <w:rFonts w:cs="Times New Roman"/>
-          <w:sz w:val="28"/>
-          <w:szCs w:val="28"/>
-        </w:rPr>
-        <w:t>9)</w:t>
+      <w:r>
+        <w:rPr>
+          <w:rFonts w:cs="Times New Roman"/>
+          <w:sz w:val="28"/>
+          <w:szCs w:val="28"/>
+        </w:rPr>
+        <w:t xml:space="preserve">   (9)</w:t>
       </w:r>
     </w:p>
     <w:p>
@@ -6092,16 +5965,7 @@
           <w:sz w:val="28"/>
           <w:szCs w:val="28"/>
         </w:rPr>
-        <w:t>λ_</w:t>
-      </w:r>
-      <w:proofErr w:type="gramStart"/>
-      <w:r>
-        <w:rPr>
-          <w:rFonts w:cs="Times New Roman"/>
-          <w:sz w:val="28"/>
-          <w:szCs w:val="28"/>
-        </w:rPr>
-        <w:t>A</w:t>
+        <w:t>λ_A</w:t>
       </w:r>
       <w:proofErr w:type="spellEnd"/>
       <w:r>
@@ -6110,16 +5974,7 @@
           <w:sz w:val="28"/>
           <w:szCs w:val="28"/>
         </w:rPr>
-        <w:t xml:space="preserve">;   </w:t>
-      </w:r>
-      <w:proofErr w:type="gramEnd"/>
-      <w:r>
-        <w:rPr>
-          <w:rFonts w:cs="Times New Roman"/>
-          <w:sz w:val="28"/>
-          <w:szCs w:val="28"/>
-        </w:rPr>
-        <w:t>1 = P'_A + P_A   (10)</w:t>
+        <w:t>;   1 = P'_A + P_A   (10)</w:t>
       </w:r>
     </w:p>
     <w:p>
@@ -6352,25 +6207,14 @@
         </w:rPr>
         <w:t>B</w:t>
       </w:r>
-      <w:proofErr w:type="gramStart"/>
-      <w:r>
-        <w:rPr>
-          <w:rFonts w:cs="Times New Roman"/>
-          <w:sz w:val="28"/>
-          <w:szCs w:val="28"/>
-          <w:lang w:val="ru-RU"/>
-        </w:rPr>
-        <w:t xml:space="preserve">   (</w:t>
-      </w:r>
-      <w:proofErr w:type="gramEnd"/>
-      <w:r>
-        <w:rPr>
-          <w:rFonts w:cs="Times New Roman"/>
-          <w:sz w:val="28"/>
-          <w:szCs w:val="28"/>
-          <w:lang w:val="ru-RU"/>
-        </w:rPr>
-        <w:t>11)</w:t>
+      <w:r>
+        <w:rPr>
+          <w:rFonts w:cs="Times New Roman"/>
+          <w:sz w:val="28"/>
+          <w:szCs w:val="28"/>
+          <w:lang w:val="ru-RU"/>
+        </w:rPr>
+        <w:t xml:space="preserve">   (11)</w:t>
       </w:r>
     </w:p>
     <w:p>
@@ -6436,7 +6280,6 @@
         </w:rPr>
         <w:t>_</w:t>
       </w:r>
-      <w:proofErr w:type="gramStart"/>
       <w:r>
         <w:rPr>
           <w:rFonts w:cs="Times New Roman"/>
@@ -6452,17 +6295,7 @@
           <w:szCs w:val="28"/>
           <w:lang w:val="ru-RU"/>
         </w:rPr>
-        <w:t xml:space="preserve">;   </w:t>
-      </w:r>
-      <w:proofErr w:type="gramEnd"/>
-      <w:r>
-        <w:rPr>
-          <w:rFonts w:cs="Times New Roman"/>
-          <w:sz w:val="28"/>
-          <w:szCs w:val="28"/>
-          <w:lang w:val="ru-RU"/>
-        </w:rPr>
-        <w:t xml:space="preserve">1 = </w:t>
+        <w:t xml:space="preserve">;   1 = </w:t>
       </w:r>
       <w:r>
         <w:rPr>
@@ -6700,7 +6533,6 @@
         </w:rPr>
         <w:t>'_</w:t>
       </w:r>
-      <w:proofErr w:type="gramStart"/>
       <w:r>
         <w:rPr>
           <w:rFonts w:cs="Times New Roman"/>
@@ -6725,7 +6557,6 @@
         </w:rPr>
         <w:t>P</w:t>
       </w:r>
-      <w:proofErr w:type="gramEnd"/>
       <w:r>
         <w:rPr>
           <w:rFonts w:cs="Times New Roman"/>
@@ -6988,7 +6819,6 @@
         </w:rPr>
         <w:t xml:space="preserve">, …, </w:t>
       </w:r>
-      <w:proofErr w:type="gramStart"/>
       <w:r>
         <w:rPr>
           <w:rFonts w:cs="Times New Roman"/>
@@ -7004,17 +6834,7 @@
           <w:szCs w:val="28"/>
           <w:lang w:val="ru-RU"/>
         </w:rPr>
-        <w:t xml:space="preserve">}   </w:t>
-      </w:r>
-      <w:proofErr w:type="gramEnd"/>
-      <w:r>
-        <w:rPr>
-          <w:rFonts w:cs="Times New Roman"/>
-          <w:sz w:val="28"/>
-          <w:szCs w:val="28"/>
-          <w:lang w:val="ru-RU"/>
-        </w:rPr>
-        <w:t>(14)</w:t>
+        <w:t>}   (14)</w:t>
       </w:r>
     </w:p>
     <w:p>
@@ -7176,17 +6996,7 @@
           <w:szCs w:val="28"/>
           <w:lang w:val="ru-RU"/>
         </w:rPr>
-        <w:t xml:space="preserve"> </w:t>
-      </w:r>
-      <w:proofErr w:type="gramStart"/>
-      <w:r>
-        <w:rPr>
-          <w:rFonts w:cs="Times New Roman"/>
-          <w:sz w:val="28"/>
-          <w:szCs w:val="28"/>
-          <w:lang w:val="ru-RU"/>
-        </w:rPr>
-        <w:t xml:space="preserve">&lt; </w:t>
+        <w:t xml:space="preserve"> &lt; </w:t>
       </w:r>
       <w:r>
         <w:rPr>
@@ -7203,17 +7013,7 @@
           <w:szCs w:val="28"/>
           <w:lang w:val="ru-RU"/>
         </w:rPr>
-        <w:t>.</w:t>
-      </w:r>
-      <w:proofErr w:type="gramEnd"/>
-      <w:r>
-        <w:rPr>
-          <w:rFonts w:cs="Times New Roman"/>
-          <w:sz w:val="28"/>
-          <w:szCs w:val="28"/>
-          <w:lang w:val="ru-RU"/>
-        </w:rPr>
-        <w:t xml:space="preserve"> Например, 1280 бит можно сгруппировать в 128 блоков по 10 бит. На выходе формируется поток из </w:t>
+        <w:t xml:space="preserve">. Например, 1280 бит можно сгруппировать в 128 блоков по 10 бит. На выходе формируется поток из </w:t>
       </w:r>
       <w:r>
         <w:rPr>
@@ -7356,27 +7156,7 @@
           <w:szCs w:val="28"/>
           <w:lang w:val="ru-RU"/>
         </w:rPr>
-        <w:t>}</w:t>
-      </w:r>
-      <w:proofErr w:type="gramStart"/>
-      <w:r>
-        <w:rPr>
-          <w:rFonts w:cs="Times New Roman"/>
-          <w:sz w:val="28"/>
-          <w:szCs w:val="28"/>
-          <w:lang w:val="ru-RU"/>
-        </w:rPr>
-        <w:t xml:space="preserve">   (</w:t>
-      </w:r>
-      <w:proofErr w:type="gramEnd"/>
-      <w:r>
-        <w:rPr>
-          <w:rFonts w:cs="Times New Roman"/>
-          <w:sz w:val="28"/>
-          <w:szCs w:val="28"/>
-          <w:lang w:val="ru-RU"/>
-        </w:rPr>
-        <w:t>16)</w:t>
+        <w:t>}   (16)</w:t>
       </w:r>
     </w:p>
     <w:p>
@@ -7572,23 +7352,13 @@
         <w:t>afj</w:t>
       </w:r>
       <w:proofErr w:type="spellEnd"/>
-      <w:proofErr w:type="gramStart"/>
-      <w:r>
-        <w:rPr>
-          <w:rFonts w:cs="Times New Roman"/>
-          <w:sz w:val="28"/>
-          <w:szCs w:val="28"/>
-        </w:rPr>
-        <w:t xml:space="preserve">   (</w:t>
-      </w:r>
-      <w:proofErr w:type="gramEnd"/>
-      <w:r>
-        <w:rPr>
-          <w:rFonts w:cs="Times New Roman"/>
-          <w:sz w:val="28"/>
-          <w:szCs w:val="28"/>
-        </w:rPr>
-        <w:t>17)</w:t>
+      <w:r>
+        <w:rPr>
+          <w:rFonts w:cs="Times New Roman"/>
+          <w:sz w:val="28"/>
+          <w:szCs w:val="28"/>
+        </w:rPr>
+        <w:t xml:space="preserve">   (17)</w:t>
       </w:r>
     </w:p>
     <w:p>
@@ -7675,25 +7445,7 @@
           <w:sz w:val="28"/>
           <w:szCs w:val="28"/>
         </w:rPr>
-        <w:t>) mod 2</w:t>
-      </w:r>
-      <w:proofErr w:type="gramStart"/>
-      <w:r>
-        <w:rPr>
-          <w:rFonts w:cs="Times New Roman"/>
-          <w:sz w:val="28"/>
-          <w:szCs w:val="28"/>
-        </w:rPr>
-        <w:t xml:space="preserve">   (</w:t>
-      </w:r>
-      <w:proofErr w:type="gramEnd"/>
-      <w:r>
-        <w:rPr>
-          <w:rFonts w:cs="Times New Roman"/>
-          <w:sz w:val="28"/>
-          <w:szCs w:val="28"/>
-        </w:rPr>
-        <w:t>18)</w:t>
+        <w:t>) mod 2   (18)</w:t>
       </w:r>
     </w:p>
     <w:p>
@@ -9473,16 +9225,7 @@
           <w:sz w:val="28"/>
           <w:szCs w:val="28"/>
         </w:rPr>
-        <w:t>P_C = P_A^3 + 3·P_A·P'^2_A = 0,</w:t>
-      </w:r>
-      <w:proofErr w:type="gramStart"/>
-      <w:r>
-        <w:rPr>
-          <w:rFonts w:cs="Times New Roman"/>
-          <w:sz w:val="28"/>
-          <w:szCs w:val="28"/>
-        </w:rPr>
-        <w:t xml:space="preserve">500032,  </w:t>
+        <w:t xml:space="preserve">P_C = P_A^3 + 3·P_A·P'^2_A = 0,500032,  </w:t>
       </w:r>
       <w:proofErr w:type="spellStart"/>
       <w:r>
@@ -9491,16 +9234,7 @@
           <w:sz w:val="28"/>
           <w:szCs w:val="28"/>
         </w:rPr>
-        <w:t>λ</w:t>
-      </w:r>
-      <w:proofErr w:type="gramEnd"/>
-      <w:r>
-        <w:rPr>
-          <w:rFonts w:cs="Times New Roman"/>
-          <w:sz w:val="28"/>
-          <w:szCs w:val="28"/>
-        </w:rPr>
-        <w:t>_C</w:t>
+        <w:t>λ_C</w:t>
       </w:r>
       <w:proofErr w:type="spellEnd"/>
       <w:r>
@@ -9671,25 +9405,7 @@
           <w:sz w:val="28"/>
           <w:szCs w:val="28"/>
         </w:rPr>
-        <w:t xml:space="preserve"> = 0,499968</w:t>
-      </w:r>
-      <w:proofErr w:type="gramStart"/>
-      <w:r>
-        <w:rPr>
-          <w:rFonts w:cs="Times New Roman"/>
-          <w:sz w:val="28"/>
-          <w:szCs w:val="28"/>
-        </w:rPr>
-        <w:t xml:space="preserve">   (</w:t>
-      </w:r>
-      <w:proofErr w:type="gramEnd"/>
-      <w:r>
-        <w:rPr>
-          <w:rFonts w:cs="Times New Roman"/>
-          <w:sz w:val="28"/>
-          <w:szCs w:val="28"/>
-        </w:rPr>
-        <w:t>24)</w:t>
+        <w:t xml:space="preserve"> = 0,499968   (24)</w:t>
       </w:r>
     </w:p>
     <w:p>
@@ -9839,16 +9555,7 @@
           <w:sz w:val="28"/>
           <w:szCs w:val="28"/>
         </w:rPr>
-        <w:t>P'_D = P'^3_A + 3·P_A^2·P'_A = 0,</w:t>
-      </w:r>
-      <w:proofErr w:type="gramStart"/>
-      <w:r>
-        <w:rPr>
-          <w:rFonts w:cs="Times New Roman"/>
-          <w:sz w:val="28"/>
-          <w:szCs w:val="28"/>
-        </w:rPr>
-        <w:t xml:space="preserve">500032,  </w:t>
+        <w:t xml:space="preserve">P'_D = P'^3_A + 3·P_A^2·P'_A = 0,500032,  </w:t>
       </w:r>
       <w:proofErr w:type="spellStart"/>
       <w:r>
@@ -9857,16 +9564,7 @@
           <w:sz w:val="28"/>
           <w:szCs w:val="28"/>
         </w:rPr>
-        <w:t>λ</w:t>
-      </w:r>
-      <w:proofErr w:type="gramEnd"/>
-      <w:r>
-        <w:rPr>
-          <w:rFonts w:cs="Times New Roman"/>
-          <w:sz w:val="28"/>
-          <w:szCs w:val="28"/>
-        </w:rPr>
-        <w:t>_D</w:t>
+        <w:t>λ_D</w:t>
       </w:r>
       <w:proofErr w:type="spellEnd"/>
       <w:r>
@@ -10024,27 +9722,7 @@
           <w:szCs w:val="28"/>
           <w:lang w:val="ru-RU"/>
         </w:rPr>
-        <w:t xml:space="preserve"> = 0,499968</w:t>
-      </w:r>
-      <w:proofErr w:type="gramStart"/>
-      <w:r>
-        <w:rPr>
-          <w:rFonts w:cs="Times New Roman"/>
-          <w:sz w:val="28"/>
-          <w:szCs w:val="28"/>
-          <w:lang w:val="ru-RU"/>
-        </w:rPr>
-        <w:t xml:space="preserve">   (</w:t>
-      </w:r>
-      <w:proofErr w:type="gramEnd"/>
-      <w:r>
-        <w:rPr>
-          <w:rFonts w:cs="Times New Roman"/>
-          <w:sz w:val="28"/>
-          <w:szCs w:val="28"/>
-          <w:lang w:val="ru-RU"/>
-        </w:rPr>
-        <w:t>26)</w:t>
+        <w:t xml:space="preserve"> = 0,499968   (26)</w:t>
       </w:r>
     </w:p>
     <w:p>
@@ -10394,7 +10072,6 @@
         </w:rPr>
         <w:t>_{</w:t>
       </w:r>
-      <w:proofErr w:type="gramStart"/>
       <w:r>
         <w:rPr>
           <w:rFonts w:cs="Times New Roman"/>
@@ -10422,7 +10099,6 @@
         <w:t>i</w:t>
       </w:r>
       <w:proofErr w:type="spellEnd"/>
-      <w:proofErr w:type="gramEnd"/>
       <w:r>
         <w:rPr>
           <w:rFonts w:cs="Times New Roman"/>
@@ -14243,27 +13919,7 @@
           <w:szCs w:val="28"/>
           <w:lang w:val="ru-RU"/>
         </w:rPr>
-        <w:t>При таком подходе исходный поток, сформированный по отношению к медиане, имеет баланс «0»</w:t>
-      </w:r>
-      <w:proofErr w:type="gramStart"/>
-      <w:r>
-        <w:rPr>
-          <w:rFonts w:cs="Times New Roman"/>
-          <w:sz w:val="28"/>
-          <w:szCs w:val="28"/>
-          <w:lang w:val="ru-RU"/>
-        </w:rPr>
-        <w:t>/«</w:t>
-      </w:r>
-      <w:proofErr w:type="gramEnd"/>
-      <w:r>
-        <w:rPr>
-          <w:rFonts w:cs="Times New Roman"/>
-          <w:sz w:val="28"/>
-          <w:szCs w:val="28"/>
-          <w:lang w:val="ru-RU"/>
-        </w:rPr>
-        <w:t xml:space="preserve">1» даже при температурных и иных дрейфах, что повышает устойчивость </w:t>
+        <w:t xml:space="preserve">При таком подходе исходный поток, сформированный по отношению к медиане, имеет баланс «0»/«1» даже при температурных и иных дрейфах, что повышает устойчивость </w:t>
       </w:r>
       <w:r>
         <w:rPr>
@@ -14551,27 +14207,7 @@
           <w:szCs w:val="28"/>
           <w:lang w:val="ru-RU"/>
         </w:rPr>
-        <w:t xml:space="preserve"> </w:t>
-      </w:r>
-      <w:proofErr w:type="gramStart"/>
-      <w:r>
-        <w:rPr>
-          <w:rFonts w:cs="Times New Roman"/>
-          <w:sz w:val="28"/>
-          <w:szCs w:val="28"/>
-          <w:lang w:val="ru-RU"/>
-        </w:rPr>
-        <w:t>&lt; 5</w:t>
-      </w:r>
-      <w:proofErr w:type="gramEnd"/>
-      <w:r>
-        <w:rPr>
-          <w:rFonts w:cs="Times New Roman"/>
-          <w:sz w:val="28"/>
-          <w:szCs w:val="28"/>
-          <w:lang w:val="ru-RU"/>
-        </w:rPr>
-        <w:t xml:space="preserve">·10^-8 или </w:t>
+        <w:t xml:space="preserve"> &lt; 5·10^-8 или </w:t>
       </w:r>
       <w:r>
         <w:rPr>
@@ -15344,27 +14980,7 @@
           <w:szCs w:val="28"/>
           <w:lang w:val="ru-RU"/>
         </w:rPr>
-        <w:t xml:space="preserve"> (−,</w:t>
-      </w:r>
-      <w:proofErr w:type="gramStart"/>
-      <w:r>
-        <w:rPr>
-          <w:rFonts w:cs="Times New Roman"/>
-          <w:sz w:val="28"/>
-          <w:szCs w:val="28"/>
-          <w:lang w:val="ru-RU"/>
-        </w:rPr>
-        <w:t>0,+</w:t>
-      </w:r>
-      <w:proofErr w:type="gramEnd"/>
-      <w:r>
-        <w:rPr>
-          <w:rFonts w:cs="Times New Roman"/>
-          <w:sz w:val="28"/>
-          <w:szCs w:val="28"/>
-          <w:lang w:val="ru-RU"/>
-        </w:rPr>
-        <w:t>), а не биты. Рассматривается возможность того, что троичная обработка может повысить энтропию и добавить степени свободы для защиты аппаратуры и программ. В этом контексте предлагается улучшать случайность троичных потоков с помощью сложения по модулю 3.</w:t>
+        <w:t xml:space="preserve"> (−,0,+), а не биты. Рассматривается возможность того, что троичная обработка может повысить энтропию и добавить степени свободы для защиты аппаратуры и программ. В этом контексте предлагается улучшать случайность троичных потоков с помощью сложения по модулю 3.</w:t>
       </w:r>
     </w:p>
     <w:p>
@@ -15881,27 +15497,7 @@
           <w:szCs w:val="28"/>
           <w:lang w:val="ru-RU"/>
         </w:rPr>
-        <w:t>^+|)/</w:t>
-      </w:r>
-      <w:proofErr w:type="gramStart"/>
-      <w:r>
-        <w:rPr>
-          <w:rFonts w:cs="Times New Roman"/>
-          <w:sz w:val="28"/>
-          <w:szCs w:val="28"/>
-          <w:lang w:val="ru-RU"/>
-        </w:rPr>
-        <w:t>9  +</w:t>
-      </w:r>
-      <w:proofErr w:type="gramEnd"/>
-      <w:r>
-        <w:rPr>
-          <w:rFonts w:cs="Times New Roman"/>
-          <w:sz w:val="28"/>
-          <w:szCs w:val="28"/>
-          <w:lang w:val="ru-RU"/>
-        </w:rPr>
-        <w:t xml:space="preserve">  (|1/9 − </w:t>
+        <w:t xml:space="preserve">^+|)/9  +  (|1/9 − </w:t>
       </w:r>
       <w:r>
         <w:rPr>
@@ -16211,27 +15807,7 @@
           <w:szCs w:val="28"/>
           <w:lang w:val="ru-RU"/>
         </w:rPr>
-        <w:t xml:space="preserve"> как сумма по модулю 3 (для сбалансированного представления −,</w:t>
-      </w:r>
-      <w:proofErr w:type="gramStart"/>
-      <w:r>
-        <w:rPr>
-          <w:rFonts w:cs="Times New Roman"/>
-          <w:sz w:val="28"/>
-          <w:szCs w:val="28"/>
-          <w:lang w:val="ru-RU"/>
-        </w:rPr>
-        <w:t>0,+</w:t>
-      </w:r>
-      <w:proofErr w:type="gramEnd"/>
-      <w:r>
-        <w:rPr>
-          <w:rFonts w:cs="Times New Roman"/>
-          <w:sz w:val="28"/>
-          <w:szCs w:val="28"/>
-          <w:lang w:val="ru-RU"/>
-        </w:rPr>
-        <w:t xml:space="preserve">). Например, </w:t>
+        <w:t xml:space="preserve"> как сумма по модулю 3 (для сбалансированного представления −,0,+). Например, </w:t>
       </w:r>
       <w:r>
         <w:rPr>
@@ -16267,27 +15843,7 @@
           <w:szCs w:val="28"/>
           <w:lang w:val="ru-RU"/>
         </w:rPr>
-        <w:t xml:space="preserve"> = − может получаться из трёх равновероятных пар входов: (0,−), (−,0) или (</w:t>
-      </w:r>
-      <w:proofErr w:type="gramStart"/>
-      <w:r>
-        <w:rPr>
-          <w:rFonts w:cs="Times New Roman"/>
-          <w:sz w:val="28"/>
-          <w:szCs w:val="28"/>
-          <w:lang w:val="ru-RU"/>
-        </w:rPr>
-        <w:t>+,+</w:t>
-      </w:r>
-      <w:proofErr w:type="gramEnd"/>
-      <w:r>
-        <w:rPr>
-          <w:rFonts w:cs="Times New Roman"/>
-          <w:sz w:val="28"/>
-          <w:szCs w:val="28"/>
-          <w:lang w:val="ru-RU"/>
-        </w:rPr>
-        <w:t xml:space="preserve">); </w:t>
+        <w:t xml:space="preserve"> = − может получаться из трёх равновероятных пар входов: (0,−), (−,0) или (+,+); </w:t>
       </w:r>
       <w:r>
         <w:rPr>
@@ -16899,27 +16455,7 @@
           <w:szCs w:val="28"/>
           <w:lang w:val="ru-RU"/>
         </w:rPr>
-        <w:t xml:space="preserve"> 3 сложение (для троичных потоков) дают </w:t>
-      </w:r>
-      <w:proofErr w:type="gramStart"/>
-      <w:r>
-        <w:rPr>
-          <w:rFonts w:cs="Times New Roman"/>
-          <w:sz w:val="28"/>
-          <w:szCs w:val="28"/>
-          <w:lang w:val="ru-RU"/>
-        </w:rPr>
-        <w:t>сходный по сути</w:t>
-      </w:r>
-      <w:proofErr w:type="gramEnd"/>
-      <w:r>
-        <w:rPr>
-          <w:rFonts w:cs="Times New Roman"/>
-          <w:sz w:val="28"/>
-          <w:szCs w:val="28"/>
-          <w:lang w:val="ru-RU"/>
-        </w:rPr>
-        <w:t xml:space="preserve"> эффект - снижают систематическую </w:t>
+        <w:t xml:space="preserve"> 3 сложение (для троичных потоков) дают сходный по сути эффект - снижают систематическую </w:t>
       </w:r>
       <w:proofErr w:type="spellStart"/>
       <w:r>
